--- a/Tugas/Tugas05/Tugas05-3224001-NadjlahCahyaNerikFadilah.docx
+++ b/Tugas/Tugas05/Tugas05-3224001-NadjlahCahyaNerikFadilah.docx
@@ -5,806 +5,2474 @@
     <w:p>
       <w:pPr>
         <w:rPr>
+          <w:rFonts w:ascii="Times New Roman" w:hAnsi="Times New Roman" w:cs="Times New Roman"/>
+          <w:b/>
+          <w:sz w:val="32"/>
+        </w:rPr>
+      </w:pPr>
+      <w:r>
+        <w:rPr>
+          <w:rFonts w:ascii="Times New Roman" w:hAnsi="Times New Roman" w:cs="Times New Roman"/>
+          <w:b/>
+          <w:sz w:val="32"/>
+        </w:rPr>
+        <w:t>Tugas 5 - Black-box Testing (Equivalence Partitioning &amp; BVA)</w:t>
+      </w:r>
+    </w:p>
+    <w:p>
+      <w:pPr>
+        <w:rPr>
+          <w:rFonts w:ascii="Times New Roman" w:hAnsi="Times New Roman" w:cs="Times New Roman"/>
+          <w:b/>
+        </w:rPr>
+      </w:pPr>
+      <w:r>
+        <w:rPr>
+          <w:rFonts w:ascii="Times New Roman" w:hAnsi="Times New Roman" w:cs="Times New Roman"/>
+          <w:b/>
+        </w:rPr>
+        <w:t>Nadjlah Cahya Nerik Fadilah (3224001)</w:t>
+      </w:r>
+    </w:p>
+    <w:p>
+      <w:pPr>
+        <w:rPr>
+          <w:rFonts w:ascii="Times New Roman" w:hAnsi="Times New Roman" w:cs="Times New Roman"/>
+        </w:rPr>
+      </w:pPr>
+    </w:p>
+    <w:p>
+      <w:pPr>
+        <w:rPr>
+          <w:rFonts w:ascii="Times New Roman" w:hAnsi="Times New Roman" w:cs="Times New Roman"/>
           <w:b/>
           <w:sz w:val="28"/>
         </w:rPr>
       </w:pPr>
       <w:r>
         <w:rPr>
+          <w:rFonts w:ascii="Times New Roman" w:hAnsi="Times New Roman" w:cs="Times New Roman"/>
           <w:b/>
           <w:sz w:val="28"/>
         </w:rPr>
-        <w:t>LATIHAN TERSTRUKTUR (TUGAS KULIAH)</w:t>
-      </w:r>
-    </w:p>
-    <w:p>
-      <w:r>
-        <w:t>Pertemuan 5: Black-box Testing (Equivalence Partitioning &amp; BVA)</w:t>
-      </w:r>
-    </w:p>
-    <w:p/>
-    <w:p>
-      <w:pPr>
-        <w:rPr>
-          <w:b/>
-        </w:rPr>
-      </w:pPr>
-      <w:r>
-        <w:rPr>
-          <w:b/>
-        </w:rPr>
-        <w:t>NAMA : NADJLAH CAHYA NERIK FADILAH</w:t>
-      </w:r>
-    </w:p>
-    <w:p>
-      <w:pPr>
-        <w:rPr>
-          <w:b/>
-        </w:rPr>
-      </w:pPr>
-      <w:r>
-        <w:rPr>
-          <w:b/>
-        </w:rPr>
-        <w:t>NIM  : 3224001</w:t>
-      </w:r>
-    </w:p>
-    <w:p>
-      <w:pPr>
-        <w:rPr>
-          <w:b/>
-        </w:rPr>
-      </w:pPr>
-    </w:p>
-    <w:p>
-      <w:pPr>
-        <w:rPr>
-          <w:b/>
-        </w:rPr>
-      </w:pPr>
-      <w:r>
-        <w:rPr>
-          <w:b/>
-        </w:rPr>
         <w:t>BAGIAN A: EQUIVALENCE PARTITIONING (30 POIN)</w:t>
       </w:r>
     </w:p>
     <w:p>
-      <w:r>
+      <w:pPr>
+        <w:rPr>
+          <w:rFonts w:ascii="Times New Roman" w:hAnsi="Times New Roman" w:cs="Times New Roman"/>
+        </w:rPr>
+      </w:pPr>
+    </w:p>
+    <w:p>
+      <w:pPr>
+        <w:rPr>
+          <w:rFonts w:ascii="Times New Roman" w:hAnsi="Times New Roman" w:cs="Times New Roman"/>
+          <w:b/>
+          <w:sz w:val="26"/>
+        </w:rPr>
+      </w:pPr>
+      <w:r>
+        <w:rPr>
+          <w:rFonts w:ascii="Times New Roman" w:hAnsi="Times New Roman" w:cs="Times New Roman"/>
+          <w:b/>
+          <w:sz w:val="26"/>
+        </w:rPr>
         <w:t>Soal 1 (15 Poin)</w:t>
       </w:r>
     </w:p>
-    <w:p/>
-    <w:p>
-      <w:r>
-        <w:t>Field Password: Minimal 8 karakter, mengandung huruf besar, huruf kecil, dan angka</w:t>
-      </w:r>
-    </w:p>
-    <w:tbl>
-      <w:tblPr>
-        <w:tblW w:w="0" w:type="auto"/>
-        <w:tblLayout w:type="fixed"/>
-        <w:tblLook w:val="0000" w:firstRow="0" w:lastRow="0" w:firstColumn="0" w:lastColumn="0" w:noHBand="0" w:noVBand="0"/>
-      </w:tblPr>
-      <w:tblGrid>
-        <w:gridCol w:w="1805"/>
-        <w:gridCol w:w="1805"/>
-        <w:gridCol w:w="1805"/>
-        <w:gridCol w:w="1805"/>
-        <w:gridCol w:w="1806"/>
-      </w:tblGrid>
-      <w:tr>
-        <w:tblPrEx>
-          <w:tblCellMar>
-            <w:top w:w="0" w:type="dxa"/>
-            <w:bottom w:w="0" w:type="dxa"/>
-          </w:tblCellMar>
-        </w:tblPrEx>
-        <w:tc>
-          <w:tcPr>
-            <w:tcW w:w="1805" w:type="dxa"/>
-          </w:tcPr>
-          <w:p>
-            <w:r>
-              <w:t>Partisi</w:t>
-            </w:r>
-          </w:p>
-        </w:tc>
-        <w:tc>
-          <w:tcPr>
-            <w:tcW w:w="1805" w:type="dxa"/>
-          </w:tcPr>
-          <w:p>
-            <w:r>
-              <w:t>Kategori</w:t>
-            </w:r>
-          </w:p>
-        </w:tc>
-        <w:tc>
-          <w:tcPr>
-            <w:tcW w:w="1805" w:type="dxa"/>
-          </w:tcPr>
-          <w:p>
-            <w:r>
-              <w:t>Range/Kondisi</w:t>
-            </w:r>
-          </w:p>
-        </w:tc>
-        <w:tc>
-          <w:tcPr>
-            <w:tcW w:w="1805" w:type="dxa"/>
-          </w:tcPr>
-          <w:p>
-            <w:r>
-              <w:t>Test Case</w:t>
-            </w:r>
-          </w:p>
-        </w:tc>
-        <w:tc>
-          <w:tcPr>
-            <w:tcW w:w="1806" w:type="dxa"/>
-          </w:tcPr>
-          <w:p>
-            <w:r>
-              <w:t>Expected Output</w:t>
-            </w:r>
-          </w:p>
-        </w:tc>
-      </w:tr>
-      <w:tr>
-        <w:tblPrEx>
-          <w:tblCellMar>
-            <w:top w:w="0" w:type="dxa"/>
-            <w:bottom w:w="0" w:type="dxa"/>
-          </w:tblCellMar>
-        </w:tblPrEx>
-        <w:tc>
-          <w:tcPr>
-            <w:tcW w:w="1805" w:type="dxa"/>
-          </w:tcPr>
-          <w:p/>
-          <w:p/>
-          <w:p>
-            <w:r>
-              <w:t>Field Umur: 17-100 tahun</w:t>
-            </w:r>
-          </w:p>
-          <w:tbl>
-            <w:tblPr>
-              <w:tblW w:w="1800" w:type="dxa"/>
-              <w:tblLayout w:type="fixed"/>
-              <w:tblLook w:val="0000" w:firstRow="0" w:lastRow="0" w:firstColumn="0" w:lastColumn="0" w:noHBand="0" w:noVBand="0"/>
-            </w:tblPr>
-            <w:tblGrid>
-              <w:gridCol w:w="360"/>
-              <w:gridCol w:w="360"/>
-              <w:gridCol w:w="360"/>
-              <w:gridCol w:w="360"/>
-              <w:gridCol w:w="360"/>
-            </w:tblGrid>
-            <w:tr>
-              <w:tblPrEx>
-                <w:tblCellMar>
-                  <w:top w:w="0" w:type="dxa"/>
-                  <w:bottom w:w="0" w:type="dxa"/>
-                </w:tblCellMar>
-              </w:tblPrEx>
-              <w:tc>
-                <w:tcPr>
-                  <w:tcW w:w="360" w:type="dxa"/>
-                </w:tcPr>
-                <w:p>
-                  <w:r>
-                    <w:t>P</w:t>
-                  </w:r>
-                </w:p>
-                <w:p/>
-                <w:p>
-                  <w:r>
-                    <w:t>Soal 2 (15 Poin) - EP untuk Jumlah Tiket (1-10), Kode Promo (5-10, opsional), Tanggal (YYYY-MM-DD &gt;= hari ini)</w:t>
-                  </w:r>
-                </w:p>
-                <w:p/>
-                <w:p>
-                  <w:pPr>
-                    <w:rPr>
-                      <w:b/>
-                    </w:rPr>
-                  </w:pPr>
-                  <w:r>
-                    <w:rPr>
-                      <w:b/>
-                    </w:rPr>
-                    <w:t>BAGIAN B: BOUNDARY VALUE ANALYSIS (30 POIN)</w:t>
-                  </w:r>
-                </w:p>
-                <w:p>
-                  <w:r>
-                    <w:t>Soal 3 (15 Poin): Nilai Ujian 0-100, IPK 0.0-4.0, Semester 1-14</w:t>
-                  </w:r>
-                </w:p>
-                <w:p/>
-                <w:p>
-                  <w:r>
-                    <w:t>Soal 4 (15 Poin): Nominal Transfer Rp10.000 - Rp100.000.000</w:t>
-                  </w:r>
-                </w:p>
-                <w:p/>
-                <w:p>
-                  <w:pPr>
-                    <w:rPr>
-                      <w:b/>
-                    </w:rPr>
-                  </w:pPr>
-                  <w:r>
-                    <w:rPr>
-                      <w:b/>
-                    </w:rPr>
-                    <w:t>BAGIAN C: KOMBINASI EP &amp; BVA (25 POIN)</w:t>
-                  </w:r>
-                </w:p>
-                <w:p>
-                  <w:r>
-                    <w:t>Soal 5 (25 Poin): EP, BVA &amp; minimal 20 test case (terlampir lengkap)</w:t>
-                  </w:r>
-                </w:p>
-                <w:p/>
-                <w:p>
-                  <w:pPr>
-                    <w:rPr>
-                      <w:b/>
-                    </w:rPr>
-                  </w:pPr>
-                  <w:r>
-                    <w:rPr>
-                      <w:b/>
-                    </w:rPr>
-                    <w:t>BAGIAN D: API TESTING (15 POIN)</w:t>
-                  </w:r>
-                </w:p>
-                <w:p>
-                  <w:r>
-                    <w:t>Soal 6 (15 Poin): POST /api/v1/products dengan test case lengkap</w:t>
-                  </w:r>
-                </w:p>
-                <w:p/>
-                <w:p>
-                  <w:pPr>
-                    <w:rPr>
-                      <w:b/>
-                    </w:rPr>
-                  </w:pPr>
-                  <w:r>
-                    <w:rPr>
-                      <w:b/>
-                    </w:rPr>
-                    <w:t>BAGIAN E: STUDI KASUS TERPADU (BONUS 10 POIN)</w:t>
-                  </w:r>
-                </w:p>
-                <w:p>
-                  <w:r>
-                    <w:t>Soal 7 (Bonus): Pendaftaran online dengan EP, BVA &amp; minimal 25 test case</w:t>
-                  </w:r>
-                </w:p>
-                <w:p>
-                  <w:r>
-                    <w:t>artisi</w:t>
-                  </w:r>
-                </w:p>
-              </w:tc>
-              <w:tc>
-                <w:tcPr>
-                  <w:tcW w:w="360" w:type="dxa"/>
-                </w:tcPr>
-                <w:p>
-                  <w:r>
-                    <w:t>Kategori</w:t>
-                  </w:r>
-                </w:p>
-              </w:tc>
-              <w:tc>
-                <w:tcPr>
-                  <w:tcW w:w="360" w:type="dxa"/>
-                </w:tcPr>
-                <w:p>
-                  <w:r>
-                    <w:t>Range/Kondisi</w:t>
-                  </w:r>
-                </w:p>
-              </w:tc>
-              <w:tc>
-                <w:tcPr>
-                  <w:tcW w:w="360" w:type="dxa"/>
-                </w:tcPr>
-                <w:p>
-                  <w:r>
-                    <w:t>Test Case</w:t>
-                  </w:r>
-                </w:p>
-              </w:tc>
-              <w:tc>
-                <w:tcPr>
-                  <w:tcW w:w="360" w:type="dxa"/>
-                </w:tcPr>
-                <w:p>
-                  <w:r>
-                    <w:t>Expected Output</w:t>
-                  </w:r>
-                </w:p>
-              </w:tc>
-            </w:tr>
-            <w:tr>
-              <w:tblPrEx>
-                <w:tblCellMar>
-                  <w:top w:w="0" w:type="dxa"/>
-                  <w:bottom w:w="0" w:type="dxa"/>
-                </w:tblCellMar>
-              </w:tblPrEx>
-              <w:tc>
-                <w:tcPr>
-                  <w:tcW w:w="360" w:type="dxa"/>
-                </w:tcPr>
-                <w:p>
-                  <w:r>
-                    <w:t>P1</w:t>
-                  </w:r>
-                </w:p>
-              </w:tc>
-              <w:tc>
-                <w:tcPr>
-                  <w:tcW w:w="360" w:type="dxa"/>
-                </w:tcPr>
-                <w:p>
-                  <w:r>
-                    <w:t>Va</w:t>
-                  </w:r>
-                  <w:r>
-                    <w:lastRenderedPageBreak/>
-                    <w:t>lid</w:t>
-                  </w:r>
-                </w:p>
-              </w:tc>
-              <w:tc>
-                <w:tcPr>
-                  <w:tcW w:w="360" w:type="dxa"/>
-                </w:tcPr>
-                <w:p>
-                  <w:r>
-                    <w:lastRenderedPageBreak/>
-                    <w:t>17-</w:t>
-                  </w:r>
-                  <w:r>
-                    <w:lastRenderedPageBreak/>
-                    <w:t>100</w:t>
-                  </w:r>
-                </w:p>
-              </w:tc>
-              <w:tc>
-                <w:tcPr>
-                  <w:tcW w:w="360" w:type="dxa"/>
-                </w:tcPr>
-                <w:p>
-                  <w:r>
-                    <w:lastRenderedPageBreak/>
-                    <w:t>50</w:t>
-                  </w:r>
-                </w:p>
-              </w:tc>
-              <w:tc>
-                <w:tcPr>
-                  <w:tcW w:w="360" w:type="dxa"/>
-                </w:tcPr>
-                <w:p>
-                  <w:r>
-                    <w:t>Va</w:t>
-                  </w:r>
-                  <w:r>
-                    <w:lastRenderedPageBreak/>
-                    <w:t>lid</w:t>
-                  </w:r>
-                </w:p>
-              </w:tc>
-            </w:tr>
-            <w:tr>
-              <w:tblPrEx>
-                <w:tblCellMar>
-                  <w:top w:w="0" w:type="dxa"/>
-                  <w:bottom w:w="0" w:type="dxa"/>
-                </w:tblCellMar>
-              </w:tblPrEx>
-              <w:tc>
-                <w:tcPr>
-                  <w:tcW w:w="360" w:type="dxa"/>
-                </w:tcPr>
-                <w:p>
-                  <w:r>
-                    <w:lastRenderedPageBreak/>
-                    <w:t>P2</w:t>
-                  </w:r>
-                </w:p>
-              </w:tc>
-              <w:tc>
-                <w:tcPr>
-                  <w:tcW w:w="360" w:type="dxa"/>
-                </w:tcPr>
-                <w:p>
-                  <w:r>
-                    <w:t>Invalid</w:t>
-                  </w:r>
-                </w:p>
-              </w:tc>
-              <w:tc>
-                <w:tcPr>
-                  <w:tcW w:w="360" w:type="dxa"/>
-                </w:tcPr>
-                <w:p>
-                  <w:r>
-                    <w:t>&lt; 17</w:t>
-                  </w:r>
-                </w:p>
-              </w:tc>
-              <w:tc>
-                <w:tcPr>
-                  <w:tcW w:w="360" w:type="dxa"/>
-                </w:tcPr>
-                <w:p>
-                  <w:r>
-                    <w:t>16</w:t>
-                  </w:r>
-                </w:p>
-              </w:tc>
-              <w:tc>
-                <w:tcPr>
-                  <w:tcW w:w="360" w:type="dxa"/>
-                </w:tcPr>
-                <w:p>
-                  <w:r>
-                    <w:t>Error</w:t>
-                  </w:r>
-                </w:p>
-              </w:tc>
-            </w:tr>
-            <w:tr>
-              <w:tblPrEx>
-                <w:tblCellMar>
-                  <w:top w:w="0" w:type="dxa"/>
-                  <w:bottom w:w="0" w:type="dxa"/>
-                </w:tblCellMar>
-              </w:tblPrEx>
-              <w:tc>
-                <w:tcPr>
-                  <w:tcW w:w="360" w:type="dxa"/>
-                </w:tcPr>
-                <w:p>
-                  <w:r>
-                    <w:t>P3</w:t>
-                  </w:r>
-                </w:p>
-              </w:tc>
-              <w:tc>
-                <w:tcPr>
-                  <w:tcW w:w="360" w:type="dxa"/>
-                </w:tcPr>
-                <w:p>
-                  <w:r>
-                    <w:t>Invalid</w:t>
-                  </w:r>
-                </w:p>
-              </w:tc>
-              <w:tc>
-                <w:tcPr>
-                  <w:tcW w:w="360" w:type="dxa"/>
-                </w:tcPr>
-                <w:p>
-                  <w:r>
-                    <w:t>&gt; 100</w:t>
-                  </w:r>
-                </w:p>
-              </w:tc>
-              <w:tc>
-                <w:tcPr>
-                  <w:tcW w:w="360" w:type="dxa"/>
-                </w:tcPr>
-                <w:p>
-                  <w:r>
-                    <w:t>101</w:t>
-                  </w:r>
-                </w:p>
-              </w:tc>
-              <w:tc>
-                <w:tcPr>
-                  <w:tcW w:w="360" w:type="dxa"/>
-                </w:tcPr>
-                <w:p>
-                  <w:r>
-                    <w:t>Error</w:t>
-                  </w:r>
-                </w:p>
-              </w:tc>
-            </w:tr>
-          </w:tbl>
-          <w:p>
-            <w:r>
-              <w:t>P1</w:t>
-            </w:r>
-          </w:p>
-        </w:tc>
-        <w:tc>
-          <w:tcPr>
-            <w:tcW w:w="1805" w:type="dxa"/>
-          </w:tcPr>
-          <w:p>
-            <w:r>
-              <w:lastRenderedPageBreak/>
-              <w:t>Valid</w:t>
-            </w:r>
-          </w:p>
-        </w:tc>
-        <w:tc>
-          <w:tcPr>
-            <w:tcW w:w="1805" w:type="dxa"/>
-          </w:tcPr>
-          <w:p>
-            <w:r>
-              <w:t>&gt;=8, huruf besar+kecil+angka</w:t>
-            </w:r>
-          </w:p>
-        </w:tc>
-        <w:tc>
-          <w:tcPr>
-            <w:tcW w:w="1805" w:type="dxa"/>
-          </w:tcPr>
-          <w:p>
-            <w:r>
-              <w:t>Abc12345</w:t>
-            </w:r>
-          </w:p>
-        </w:tc>
-        <w:tc>
-          <w:tcPr>
-            <w:tcW w:w="1806" w:type="dxa"/>
-          </w:tcPr>
-          <w:p>
-            <w:r>
-              <w:t>Valid</w:t>
-            </w:r>
-          </w:p>
-        </w:tc>
-      </w:tr>
-      <w:tr>
-        <w:tblPrEx>
-          <w:tblCellMar>
-            <w:top w:w="0" w:type="dxa"/>
-            <w:bottom w:w="0" w:type="dxa"/>
-          </w:tblCellMar>
-        </w:tblPrEx>
-        <w:tc>
-          <w:tcPr>
-            <w:tcW w:w="1805" w:type="dxa"/>
-          </w:tcPr>
-          <w:p>
-            <w:r>
-              <w:t>P2</w:t>
-            </w:r>
-          </w:p>
-        </w:tc>
-        <w:tc>
-          <w:tcPr>
-            <w:tcW w:w="1805" w:type="dxa"/>
-          </w:tcPr>
-          <w:p>
-            <w:r>
-              <w:t>Invalid</w:t>
-            </w:r>
-          </w:p>
-        </w:tc>
-        <w:tc>
-          <w:tcPr>
-            <w:tcW w:w="1805" w:type="dxa"/>
-          </w:tcPr>
-          <w:p>
-            <w:r>
-              <w:t>&lt; 8 karakter</w:t>
-            </w:r>
-          </w:p>
-        </w:tc>
-        <w:tc>
-          <w:tcPr>
-            <w:tcW w:w="1805" w:type="dxa"/>
-          </w:tcPr>
-          <w:p>
-            <w:r>
-              <w:t>Abc123</w:t>
-            </w:r>
-          </w:p>
-        </w:tc>
-        <w:tc>
-          <w:tcPr>
-            <w:tcW w:w="1806" w:type="dxa"/>
-          </w:tcPr>
-          <w:p>
-            <w:r>
-              <w:t>Error</w:t>
-            </w:r>
-          </w:p>
-        </w:tc>
-      </w:tr>
-      <w:tr>
-        <w:tblPrEx>
-          <w:tblCellMar>
-            <w:top w:w="0" w:type="dxa"/>
-            <w:bottom w:w="0" w:type="dxa"/>
-          </w:tblCellMar>
-        </w:tblPrEx>
-        <w:tc>
-          <w:tcPr>
-            <w:tcW w:w="1805" w:type="dxa"/>
-          </w:tcPr>
-          <w:p>
-            <w:r>
-              <w:t>P3</w:t>
-            </w:r>
-          </w:p>
-        </w:tc>
-        <w:tc>
-          <w:tcPr>
-            <w:tcW w:w="1805" w:type="dxa"/>
-          </w:tcPr>
-          <w:p>
-            <w:r>
-              <w:t>Invalid</w:t>
-            </w:r>
-          </w:p>
-        </w:tc>
-        <w:tc>
-          <w:tcPr>
-            <w:tcW w:w="1805" w:type="dxa"/>
-          </w:tcPr>
-          <w:p>
-            <w:r>
-              <w:t>Tanpa huruf besar</w:t>
-            </w:r>
-          </w:p>
-        </w:tc>
-        <w:tc>
-          <w:tcPr>
-            <w:tcW w:w="1805" w:type="dxa"/>
-          </w:tcPr>
-          <w:p>
-            <w:r>
-              <w:t>abc12345</w:t>
-            </w:r>
-          </w:p>
-        </w:tc>
-        <w:tc>
-          <w:tcPr>
-            <w:tcW w:w="1806" w:type="dxa"/>
-          </w:tcPr>
-          <w:p>
-            <w:r>
-              <w:t>Error</w:t>
-            </w:r>
-          </w:p>
-        </w:tc>
-      </w:tr>
-      <w:tr>
-        <w:tblPrEx>
-          <w:tblCellMar>
-            <w:top w:w="0" w:type="dxa"/>
-            <w:bottom w:w="0" w:type="dxa"/>
-          </w:tblCellMar>
-        </w:tblPrEx>
-        <w:tc>
-          <w:tcPr>
-            <w:tcW w:w="1805" w:type="dxa"/>
-          </w:tcPr>
-          <w:p>
-            <w:r>
-              <w:t>P4</w:t>
-            </w:r>
-          </w:p>
-        </w:tc>
-        <w:tc>
-          <w:tcPr>
-            <w:tcW w:w="1805" w:type="dxa"/>
-          </w:tcPr>
-          <w:p>
-            <w:r>
-              <w:t>Invalid</w:t>
-            </w:r>
-          </w:p>
-        </w:tc>
-        <w:tc>
-          <w:tcPr>
-            <w:tcW w:w="1805" w:type="dxa"/>
-          </w:tcPr>
-          <w:p>
-            <w:r>
-              <w:t>Tanpa huruf kecil</w:t>
-            </w:r>
-          </w:p>
-        </w:tc>
-        <w:tc>
-          <w:tcPr>
-            <w:tcW w:w="1805" w:type="dxa"/>
-          </w:tcPr>
-          <w:p>
-            <w:r>
-              <w:t>ABC12345</w:t>
-            </w:r>
-          </w:p>
-        </w:tc>
-        <w:tc>
-          <w:tcPr>
-            <w:tcW w:w="1806" w:type="dxa"/>
-          </w:tcPr>
-          <w:p>
-            <w:r>
-              <w:t>Error</w:t>
-            </w:r>
-          </w:p>
-        </w:tc>
-      </w:tr>
-      <w:tr>
-        <w:tblPrEx>
-          <w:tblCellMar>
-            <w:top w:w="0" w:type="dxa"/>
-            <w:bottom w:w="0" w:type="dxa"/>
-          </w:tblCellMar>
-        </w:tblPrEx>
-        <w:tc>
-          <w:tcPr>
-            <w:tcW w:w="1805" w:type="dxa"/>
-          </w:tcPr>
-          <w:p>
-            <w:r>
-              <w:t>P5</w:t>
-            </w:r>
-          </w:p>
-        </w:tc>
-        <w:tc>
-          <w:tcPr>
-            <w:tcW w:w="1805" w:type="dxa"/>
-          </w:tcPr>
-          <w:p>
-            <w:r>
-              <w:t>Invalid</w:t>
-            </w:r>
-          </w:p>
-        </w:tc>
-        <w:tc>
-          <w:tcPr>
-            <w:tcW w:w="1805" w:type="dxa"/>
-          </w:tcPr>
-          <w:p>
-            <w:r>
-              <w:t>Tanpa angka</w:t>
-            </w:r>
-          </w:p>
-        </w:tc>
-        <w:tc>
-          <w:tcPr>
-            <w:tcW w:w="1805" w:type="dxa"/>
-          </w:tcPr>
-          <w:p>
-            <w:r>
-              <w:t>Abcdefgh</w:t>
-            </w:r>
-          </w:p>
-        </w:tc>
-        <w:tc>
-          <w:tcPr>
-            <w:tcW w:w="1806" w:type="dxa"/>
-          </w:tcPr>
-          <w:p>
-            <w:r>
-              <w:t>Error</w:t>
-            </w:r>
-          </w:p>
-        </w:tc>
-      </w:tr>
-    </w:tbl>
-    <w:p/>
+    <w:p>
+      <w:pPr>
+        <w:rPr>
+          <w:rFonts w:ascii="Times New Roman" w:hAnsi="Times New Roman" w:cs="Times New Roman"/>
+        </w:rPr>
+      </w:pPr>
+    </w:p>
+    <w:p>
+      <w:pPr>
+        <w:rPr>
+          <w:rFonts w:ascii="Times New Roman" w:hAnsi="Times New Roman" w:cs="Times New Roman"/>
+          <w:b/>
+        </w:rPr>
+      </w:pPr>
+      <w:r>
+        <w:rPr>
+          <w:rFonts w:ascii="Times New Roman" w:hAnsi="Times New Roman" w:cs="Times New Roman"/>
+          <w:b/>
+        </w:rPr>
+        <w:t>1. Identifikasi Equivalence Partitioning (Valid &amp; Invalid Class)</w:t>
+      </w:r>
+    </w:p>
+    <w:p>
+      <w:pPr>
+        <w:rPr>
+          <w:rFonts w:ascii="Times New Roman" w:hAnsi="Times New Roman" w:cs="Times New Roman"/>
+        </w:rPr>
+      </w:pPr>
+    </w:p>
+    <w:p>
+      <w:pPr>
+        <w:rPr>
+          <w:rFonts w:ascii="Times New Roman" w:hAnsi="Times New Roman" w:cs="Times New Roman"/>
+          <w:b/>
+        </w:rPr>
+      </w:pPr>
+      <w:r>
+        <w:rPr>
+          <w:rFonts w:ascii="Times New Roman" w:hAnsi="Times New Roman" w:cs="Times New Roman"/>
+          <w:b/>
+        </w:rPr>
+        <w:t>Field Username (5-20 karakter, hanya huruf dan angka)</w:t>
+      </w:r>
+    </w:p>
+    <w:p>
+      <w:pPr>
+        <w:rPr>
+          <w:rFonts w:ascii="Times New Roman" w:hAnsi="Times New Roman" w:cs="Times New Roman"/>
+        </w:rPr>
+      </w:pPr>
+    </w:p>
+    <w:p>
+      <w:pPr>
+        <w:rPr>
+          <w:rFonts w:ascii="Times New Roman" w:hAnsi="Times New Roman" w:cs="Times New Roman"/>
+        </w:rPr>
+      </w:pPr>
+      <w:r>
+        <w:rPr>
+          <w:rFonts w:ascii="Times New Roman" w:hAnsi="Times New Roman" w:cs="Times New Roman"/>
+        </w:rPr>
+        <w:t>| Partisi | Kategori | Range/Kondisi | Test Case | Expected Output |</w:t>
+      </w:r>
+    </w:p>
+    <w:p>
+      <w:pPr>
+        <w:rPr>
+          <w:rFonts w:ascii="Times New Roman" w:hAnsi="Times New Roman" w:cs="Times New Roman"/>
+        </w:rPr>
+      </w:pPr>
+      <w:r>
+        <w:rPr>
+          <w:rFonts w:ascii="Times New Roman" w:hAnsi="Times New Roman" w:cs="Times New Roman"/>
+        </w:rPr>
+        <w:t>|---|---|---|---|---|</w:t>
+      </w:r>
+    </w:p>
+    <w:p>
+      <w:pPr>
+        <w:rPr>
+          <w:rFonts w:ascii="Times New Roman" w:hAnsi="Times New Roman" w:cs="Times New Roman"/>
+        </w:rPr>
+      </w:pPr>
+      <w:r>
+        <w:rPr>
+          <w:rFonts w:ascii="Times New Roman" w:hAnsi="Times New Roman" w:cs="Times New Roman"/>
+        </w:rPr>
+        <w:t>| P1 | Valid | 5-20 karakter, hanya huruf &amp; angka | "abcde12" (7 karakter) | Login berhasil / Valid |</w:t>
+      </w:r>
+    </w:p>
+    <w:p>
+      <w:pPr>
+        <w:rPr>
+          <w:rFonts w:ascii="Times New Roman" w:hAnsi="Times New Roman" w:cs="Times New Roman"/>
+        </w:rPr>
+      </w:pPr>
+      <w:r>
+        <w:rPr>
+          <w:rFonts w:ascii="Times New Roman" w:hAnsi="Times New Roman" w:cs="Times New Roman"/>
+        </w:rPr>
+        <w:t>| P2 | Invalid | &lt; 5 karakter | "abc" (3 karakter) | Error: Username harus 5-20 karakter |</w:t>
+      </w:r>
+    </w:p>
+    <w:p>
+      <w:pPr>
+        <w:rPr>
+          <w:rFonts w:ascii="Times New Roman" w:hAnsi="Times New Roman" w:cs="Times New Roman"/>
+        </w:rPr>
+      </w:pPr>
+      <w:r>
+        <w:rPr>
+          <w:rFonts w:ascii="Times New Roman" w:hAnsi="Times New Roman" w:cs="Times New Roman"/>
+        </w:rPr>
+        <w:t>| P3 | Invalid | &gt; 20 karakter | "abcdefghijklmnopqrstuv" (21 karakter) | Error: Username harus 5-20 karakter |</w:t>
+      </w:r>
+    </w:p>
+    <w:p>
+      <w:pPr>
+        <w:rPr>
+          <w:rFonts w:ascii="Times New Roman" w:hAnsi="Times New Roman" w:cs="Times New Roman"/>
+        </w:rPr>
+      </w:pPr>
+      <w:r>
+        <w:rPr>
+          <w:rFonts w:ascii="Times New Roman" w:hAnsi="Times New Roman" w:cs="Times New Roman"/>
+        </w:rPr>
+        <w:t>| P4 | Invalid | Mengandung karakter selain huruf &amp; angka | "abc@123" | Error: Username hanya huruf &amp; angka |</w:t>
+      </w:r>
+    </w:p>
+    <w:p>
+      <w:pPr>
+        <w:rPr>
+          <w:rFonts w:ascii="Times New Roman" w:hAnsi="Times New Roman" w:cs="Times New Roman"/>
+        </w:rPr>
+      </w:pPr>
+    </w:p>
+    <w:p>
+      <w:pPr>
+        <w:rPr>
+          <w:rFonts w:ascii="Times New Roman" w:hAnsi="Times New Roman" w:cs="Times New Roman"/>
+          <w:b/>
+        </w:rPr>
+      </w:pPr>
+      <w:r>
+        <w:rPr>
+          <w:rFonts w:ascii="Times New Roman" w:hAnsi="Times New Roman" w:cs="Times New Roman"/>
+          <w:b/>
+        </w:rPr>
+        <w:t>Field Password (Minimal 8 karakter, huruf besar, huruf kecil, angka)</w:t>
+      </w:r>
+    </w:p>
+    <w:p>
+      <w:pPr>
+        <w:rPr>
+          <w:rFonts w:ascii="Times New Roman" w:hAnsi="Times New Roman" w:cs="Times New Roman"/>
+        </w:rPr>
+      </w:pPr>
+    </w:p>
+    <w:p>
+      <w:pPr>
+        <w:rPr>
+          <w:rFonts w:ascii="Times New Roman" w:hAnsi="Times New Roman" w:cs="Times New Roman"/>
+        </w:rPr>
+      </w:pPr>
+      <w:r>
+        <w:rPr>
+          <w:rFonts w:ascii="Times New Roman" w:hAnsi="Times New Roman" w:cs="Times New Roman"/>
+        </w:rPr>
+        <w:t>| Partisi | Kategori | Range/Kondisi | Test Case | Expected Output |</w:t>
+      </w:r>
+    </w:p>
+    <w:p>
+      <w:pPr>
+        <w:rPr>
+          <w:rFonts w:ascii="Times New Roman" w:hAnsi="Times New Roman" w:cs="Times New Roman"/>
+        </w:rPr>
+      </w:pPr>
+      <w:r>
+        <w:rPr>
+          <w:rFonts w:ascii="Times New Roman" w:hAnsi="Times New Roman" w:cs="Times New Roman"/>
+        </w:rPr>
+        <w:t>|---|---|---|---|---|</w:t>
+      </w:r>
+    </w:p>
+    <w:p>
+      <w:pPr>
+        <w:rPr>
+          <w:rFonts w:ascii="Times New Roman" w:hAnsi="Times New Roman" w:cs="Times New Roman"/>
+        </w:rPr>
+      </w:pPr>
+      <w:r>
+        <w:rPr>
+          <w:rFonts w:ascii="Times New Roman" w:hAnsi="Times New Roman" w:cs="Times New Roman"/>
+        </w:rPr>
+        <w:t>| P1 | Valid | &gt;=8, ada huruf besar, kecil, angka | "Abc12345" | Login berhasil / Valid |</w:t>
+      </w:r>
+    </w:p>
+    <w:p>
+      <w:pPr>
+        <w:rPr>
+          <w:rFonts w:ascii="Times New Roman" w:hAnsi="Times New Roman" w:cs="Times New Roman"/>
+        </w:rPr>
+      </w:pPr>
+      <w:r>
+        <w:rPr>
+          <w:rFonts w:ascii="Times New Roman" w:hAnsi="Times New Roman" w:cs="Times New Roman"/>
+        </w:rPr>
+        <w:t>| P2 | Invalid | &lt; 8 karakter | "Abc123" | Error: Password minimal 8 karakter |</w:t>
+      </w:r>
+    </w:p>
+    <w:p>
+      <w:pPr>
+        <w:rPr>
+          <w:rFonts w:ascii="Times New Roman" w:hAnsi="Times New Roman" w:cs="Times New Roman"/>
+        </w:rPr>
+      </w:pPr>
+      <w:r>
+        <w:rPr>
+          <w:rFonts w:ascii="Times New Roman" w:hAnsi="Times New Roman" w:cs="Times New Roman"/>
+        </w:rPr>
+        <w:t>| P3 | Invalid | Tidak ada huruf besar | "abc12345" | Error: Harus ada huruf besar |</w:t>
+      </w:r>
+    </w:p>
+    <w:p>
+      <w:pPr>
+        <w:rPr>
+          <w:rFonts w:ascii="Times New Roman" w:hAnsi="Times New Roman" w:cs="Times New Roman"/>
+        </w:rPr>
+      </w:pPr>
+      <w:r>
+        <w:rPr>
+          <w:rFonts w:ascii="Times New Roman" w:hAnsi="Times New Roman" w:cs="Times New Roman"/>
+        </w:rPr>
+        <w:t>| P4 | Invalid | Tidak ada huruf kecil | "ABC12345" | Error: Harus ada huruf kecil |</w:t>
+      </w:r>
+    </w:p>
+    <w:p>
+      <w:pPr>
+        <w:rPr>
+          <w:rFonts w:ascii="Times New Roman" w:hAnsi="Times New Roman" w:cs="Times New Roman"/>
+        </w:rPr>
+      </w:pPr>
+      <w:r>
+        <w:rPr>
+          <w:rFonts w:ascii="Times New Roman" w:hAnsi="Times New Roman" w:cs="Times New Roman"/>
+        </w:rPr>
+        <w:t>| P5 | Invalid | Tidak ada angka | "Abcdefgh" | Error: Harus ada angka |</w:t>
+      </w:r>
+    </w:p>
+    <w:p>
+      <w:pPr>
+        <w:rPr>
+          <w:rFonts w:ascii="Times New Roman" w:hAnsi="Times New Roman" w:cs="Times New Roman"/>
+        </w:rPr>
+      </w:pPr>
+    </w:p>
+    <w:p>
+      <w:pPr>
+        <w:rPr>
+          <w:rFonts w:ascii="Times New Roman" w:hAnsi="Times New Roman" w:cs="Times New Roman"/>
+          <w:b/>
+        </w:rPr>
+      </w:pPr>
+      <w:r>
+        <w:rPr>
+          <w:rFonts w:ascii="Times New Roman" w:hAnsi="Times New Roman" w:cs="Times New Roman"/>
+          <w:b/>
+        </w:rPr>
+        <w:t>Field Umur (17-100 tahun)</w:t>
+      </w:r>
+    </w:p>
+    <w:p>
+      <w:pPr>
+        <w:rPr>
+          <w:rFonts w:ascii="Times New Roman" w:hAnsi="Times New Roman" w:cs="Times New Roman"/>
+        </w:rPr>
+      </w:pPr>
+    </w:p>
+    <w:p>
+      <w:pPr>
+        <w:rPr>
+          <w:rFonts w:ascii="Times New Roman" w:hAnsi="Times New Roman" w:cs="Times New Roman"/>
+        </w:rPr>
+      </w:pPr>
+      <w:r>
+        <w:rPr>
+          <w:rFonts w:ascii="Times New Roman" w:hAnsi="Times New Roman" w:cs="Times New Roman"/>
+        </w:rPr>
+        <w:t>| Partisi | Kategori | Range/Kondisi | Test Case | Expected Output |</w:t>
+      </w:r>
+    </w:p>
+    <w:p>
+      <w:pPr>
+        <w:rPr>
+          <w:rFonts w:ascii="Times New Roman" w:hAnsi="Times New Roman" w:cs="Times New Roman"/>
+        </w:rPr>
+      </w:pPr>
+      <w:r>
+        <w:rPr>
+          <w:rFonts w:ascii="Times New Roman" w:hAnsi="Times New Roman" w:cs="Times New Roman"/>
+        </w:rPr>
+        <w:t>|---|---|---|---|---|</w:t>
+      </w:r>
+    </w:p>
+    <w:p>
+      <w:pPr>
+        <w:rPr>
+          <w:rFonts w:ascii="Times New Roman" w:hAnsi="Times New Roman" w:cs="Times New Roman"/>
+        </w:rPr>
+      </w:pPr>
+      <w:r>
+        <w:rPr>
+          <w:rFonts w:ascii="Times New Roman" w:hAnsi="Times New Roman" w:cs="Times New Roman"/>
+        </w:rPr>
+        <w:t>| P1 | Valid | 17 ≤ umur ≤ 100 | "17", "50", "100" | Valid |</w:t>
+      </w:r>
+    </w:p>
+    <w:p>
+      <w:pPr>
+        <w:rPr>
+          <w:rFonts w:ascii="Times New Roman" w:hAnsi="Times New Roman" w:cs="Times New Roman"/>
+        </w:rPr>
+      </w:pPr>
+      <w:r>
+        <w:rPr>
+          <w:rFonts w:ascii="Times New Roman" w:hAnsi="Times New Roman" w:cs="Times New Roman"/>
+        </w:rPr>
+        <w:t>| P2 | Invalid | &lt; 17 | "16" | Error: Umur minimal 17 tahun |</w:t>
+      </w:r>
+    </w:p>
+    <w:p>
+      <w:pPr>
+        <w:rPr>
+          <w:rFonts w:ascii="Times New Roman" w:hAnsi="Times New Roman" w:cs="Times New Roman"/>
+        </w:rPr>
+      </w:pPr>
+      <w:r>
+        <w:rPr>
+          <w:rFonts w:ascii="Times New Roman" w:hAnsi="Times New Roman" w:cs="Times New Roman"/>
+        </w:rPr>
+        <w:t>| P3 | Invalid | &gt; 100 | "101" | Error: Umur maksimal 100 tahun |</w:t>
+      </w:r>
+    </w:p>
+    <w:p>
+      <w:pPr>
+        <w:rPr>
+          <w:rFonts w:ascii="Times New Roman" w:hAnsi="Times New Roman" w:cs="Times New Roman"/>
+        </w:rPr>
+      </w:pPr>
+    </w:p>
+    <w:p>
+      <w:pPr>
+        <w:rPr>
+          <w:rFonts w:ascii="Times New Roman" w:hAnsi="Times New Roman" w:cs="Times New Roman"/>
+          <w:b/>
+        </w:rPr>
+      </w:pPr>
+      <w:r>
+        <w:rPr>
+          <w:rFonts w:ascii="Times New Roman" w:hAnsi="Times New Roman" w:cs="Times New Roman"/>
+          <w:b/>
+        </w:rPr>
+        <w:t>2. Rancang test case untuk setiap partisi (6 poin)</w:t>
+      </w:r>
+    </w:p>
+    <w:p>
+      <w:pPr>
+        <w:rPr>
+          <w:rFonts w:ascii="Times New Roman" w:hAnsi="Times New Roman" w:cs="Times New Roman"/>
+        </w:rPr>
+      </w:pPr>
+    </w:p>
+    <w:p>
+      <w:pPr>
+        <w:rPr>
+          <w:rFonts w:ascii="Times New Roman" w:hAnsi="Times New Roman" w:cs="Times New Roman"/>
+        </w:rPr>
+      </w:pPr>
+      <w:r>
+        <w:rPr>
+          <w:rFonts w:ascii="Times New Roman" w:hAnsi="Times New Roman" w:cs="Times New Roman"/>
+        </w:rPr>
+        <w:t>Test case dirancang sesuai tabel di atas.</w:t>
+      </w:r>
+    </w:p>
+    <w:p>
+      <w:pPr>
+        <w:rPr>
+          <w:rFonts w:ascii="Times New Roman" w:hAnsi="Times New Roman" w:cs="Times New Roman"/>
+        </w:rPr>
+      </w:pPr>
+    </w:p>
+    <w:p>
+      <w:pPr>
+        <w:rPr>
+          <w:rFonts w:ascii="Times New Roman" w:hAnsi="Times New Roman" w:cs="Times New Roman"/>
+          <w:b/>
+          <w:sz w:val="26"/>
+        </w:rPr>
+      </w:pPr>
+      <w:r>
+        <w:rPr>
+          <w:rFonts w:ascii="Times New Roman" w:hAnsi="Times New Roman" w:cs="Times New Roman"/>
+          <w:b/>
+          <w:sz w:val="26"/>
+        </w:rPr>
+        <w:t>Soal 2 (15 Poin)</w:t>
+      </w:r>
+    </w:p>
+    <w:p>
+      <w:pPr>
+        <w:rPr>
+          <w:rFonts w:ascii="Times New Roman" w:hAnsi="Times New Roman" w:cs="Times New Roman"/>
+        </w:rPr>
+      </w:pPr>
+    </w:p>
+    <w:p>
+      <w:pPr>
+        <w:rPr>
+          <w:rFonts w:ascii="Times New Roman" w:hAnsi="Times New Roman" w:cs="Times New Roman"/>
+        </w:rPr>
+      </w:pPr>
+      <w:r>
+        <w:rPr>
+          <w:rFonts w:ascii="Times New Roman" w:hAnsi="Times New Roman" w:cs="Times New Roman"/>
+        </w:rPr>
+        <w:t>Spesifikasi: Jumlah Tiket (1-10), Kode Promo (5-10 karakter, opsional), Tanggal Keberangkatan (YYYY-MM-DD, minimal hari ini)</w:t>
+      </w:r>
+    </w:p>
+    <w:p>
+      <w:pPr>
+        <w:rPr>
+          <w:rFonts w:ascii="Times New Roman" w:hAnsi="Times New Roman" w:cs="Times New Roman"/>
+        </w:rPr>
+      </w:pPr>
+    </w:p>
+    <w:p>
+      <w:pPr>
+        <w:rPr>
+          <w:rFonts w:ascii="Times New Roman" w:hAnsi="Times New Roman" w:cs="Times New Roman"/>
+          <w:b/>
+        </w:rPr>
+      </w:pPr>
+      <w:r>
+        <w:rPr>
+          <w:rFonts w:ascii="Times New Roman" w:hAnsi="Times New Roman" w:cs="Times New Roman"/>
+          <w:b/>
+        </w:rPr>
+        <w:t>1. Equivalence Partitioning</w:t>
+      </w:r>
+    </w:p>
+    <w:p>
+      <w:pPr>
+        <w:rPr>
+          <w:rFonts w:ascii="Times New Roman" w:hAnsi="Times New Roman" w:cs="Times New Roman"/>
+        </w:rPr>
+      </w:pPr>
+    </w:p>
+    <w:p>
+      <w:pPr>
+        <w:rPr>
+          <w:rFonts w:ascii="Times New Roman" w:hAnsi="Times New Roman" w:cs="Times New Roman"/>
+          <w:b/>
+        </w:rPr>
+      </w:pPr>
+      <w:r>
+        <w:rPr>
+          <w:rFonts w:ascii="Times New Roman" w:hAnsi="Times New Roman" w:cs="Times New Roman"/>
+          <w:b/>
+        </w:rPr>
+        <w:t>Jumlah Tiket (1-10)</w:t>
+      </w:r>
+    </w:p>
+    <w:p>
+      <w:pPr>
+        <w:rPr>
+          <w:rFonts w:ascii="Times New Roman" w:hAnsi="Times New Roman" w:cs="Times New Roman"/>
+        </w:rPr>
+      </w:pPr>
+    </w:p>
+    <w:p>
+      <w:pPr>
+        <w:rPr>
+          <w:rFonts w:ascii="Times New Roman" w:hAnsi="Times New Roman" w:cs="Times New Roman"/>
+        </w:rPr>
+      </w:pPr>
+      <w:r>
+        <w:rPr>
+          <w:rFonts w:ascii="Times New Roman" w:hAnsi="Times New Roman" w:cs="Times New Roman"/>
+        </w:rPr>
+        <w:t>| Partisi | Kategori | Kondisi | Test Case | Expected Output |</w:t>
+      </w:r>
+    </w:p>
+    <w:p>
+      <w:pPr>
+        <w:rPr>
+          <w:rFonts w:ascii="Times New Roman" w:hAnsi="Times New Roman" w:cs="Times New Roman"/>
+        </w:rPr>
+      </w:pPr>
+      <w:r>
+        <w:rPr>
+          <w:rFonts w:ascii="Times New Roman" w:hAnsi="Times New Roman" w:cs="Times New Roman"/>
+        </w:rPr>
+        <w:t>|---|---|---|---|---|</w:t>
+      </w:r>
+    </w:p>
+    <w:p>
+      <w:pPr>
+        <w:rPr>
+          <w:rFonts w:ascii="Times New Roman" w:hAnsi="Times New Roman" w:cs="Times New Roman"/>
+        </w:rPr>
+      </w:pPr>
+      <w:r>
+        <w:rPr>
+          <w:rFonts w:ascii="Times New Roman" w:hAnsi="Times New Roman" w:cs="Times New Roman"/>
+        </w:rPr>
+        <w:t>| P1 | Valid | 1-10 tiket | 5 | Pemesanan valid |</w:t>
+      </w:r>
+    </w:p>
+    <w:p>
+      <w:pPr>
+        <w:rPr>
+          <w:rFonts w:ascii="Times New Roman" w:hAnsi="Times New Roman" w:cs="Times New Roman"/>
+        </w:rPr>
+      </w:pPr>
+      <w:r>
+        <w:rPr>
+          <w:rFonts w:ascii="Times New Roman" w:hAnsi="Times New Roman" w:cs="Times New Roman"/>
+        </w:rPr>
+        <w:t>| P2 | Invalid | &lt; 1 | 0 | Error: Minimal 1 tiket |</w:t>
+      </w:r>
+    </w:p>
+    <w:p>
+      <w:pPr>
+        <w:rPr>
+          <w:rFonts w:ascii="Times New Roman" w:hAnsi="Times New Roman" w:cs="Times New Roman"/>
+        </w:rPr>
+      </w:pPr>
+      <w:r>
+        <w:rPr>
+          <w:rFonts w:ascii="Times New Roman" w:hAnsi="Times New Roman" w:cs="Times New Roman"/>
+        </w:rPr>
+        <w:t>| P3 | Invalid | &gt; 10 | 11 | Error: Maksimal 10 tiket |</w:t>
+      </w:r>
+    </w:p>
+    <w:p>
+      <w:pPr>
+        <w:rPr>
+          <w:rFonts w:ascii="Times New Roman" w:hAnsi="Times New Roman" w:cs="Times New Roman"/>
+        </w:rPr>
+      </w:pPr>
+    </w:p>
+    <w:p>
+      <w:pPr>
+        <w:rPr>
+          <w:rFonts w:ascii="Times New Roman" w:hAnsi="Times New Roman" w:cs="Times New Roman"/>
+          <w:b/>
+        </w:rPr>
+      </w:pPr>
+      <w:r>
+        <w:rPr>
+          <w:rFonts w:ascii="Times New Roman" w:hAnsi="Times New Roman" w:cs="Times New Roman"/>
+          <w:b/>
+        </w:rPr>
+        <w:t>Kode Promo (5-10 karakter, opsional)</w:t>
+      </w:r>
+    </w:p>
+    <w:p>
+      <w:pPr>
+        <w:rPr>
+          <w:rFonts w:ascii="Times New Roman" w:hAnsi="Times New Roman" w:cs="Times New Roman"/>
+        </w:rPr>
+      </w:pPr>
+    </w:p>
+    <w:p>
+      <w:pPr>
+        <w:rPr>
+          <w:rFonts w:ascii="Times New Roman" w:hAnsi="Times New Roman" w:cs="Times New Roman"/>
+        </w:rPr>
+      </w:pPr>
+      <w:r>
+        <w:rPr>
+          <w:rFonts w:ascii="Times New Roman" w:hAnsi="Times New Roman" w:cs="Times New Roman"/>
+        </w:rPr>
+        <w:t>| Partisi | Kategori | Kondisi | Test Case | Expected Output |</w:t>
+      </w:r>
+    </w:p>
+    <w:p>
+      <w:pPr>
+        <w:rPr>
+          <w:rFonts w:ascii="Times New Roman" w:hAnsi="Times New Roman" w:cs="Times New Roman"/>
+        </w:rPr>
+      </w:pPr>
+      <w:r>
+        <w:rPr>
+          <w:rFonts w:ascii="Times New Roman" w:hAnsi="Times New Roman" w:cs="Times New Roman"/>
+        </w:rPr>
+        <w:t>|---|---|---|---|---|</w:t>
+      </w:r>
+    </w:p>
+    <w:p>
+      <w:pPr>
+        <w:rPr>
+          <w:rFonts w:ascii="Times New Roman" w:hAnsi="Times New Roman" w:cs="Times New Roman"/>
+        </w:rPr>
+      </w:pPr>
+      <w:r>
+        <w:rPr>
+          <w:rFonts w:ascii="Times New Roman" w:hAnsi="Times New Roman" w:cs="Times New Roman"/>
+        </w:rPr>
+        <w:t>| P1 | Valid | Kosong | "" | Valid (opsional) |</w:t>
+      </w:r>
+    </w:p>
+    <w:p>
+      <w:pPr>
+        <w:rPr>
+          <w:rFonts w:ascii="Times New Roman" w:hAnsi="Times New Roman" w:cs="Times New Roman"/>
+        </w:rPr>
+      </w:pPr>
+      <w:r>
+        <w:rPr>
+          <w:rFonts w:ascii="Times New Roman" w:hAnsi="Times New Roman" w:cs="Times New Roman"/>
+        </w:rPr>
+        <w:t>| P2 | Valid | 5-10 karakter | "PROMO1" | Valid |</w:t>
+      </w:r>
+    </w:p>
+    <w:p>
+      <w:pPr>
+        <w:rPr>
+          <w:rFonts w:ascii="Times New Roman" w:hAnsi="Times New Roman" w:cs="Times New Roman"/>
+        </w:rPr>
+      </w:pPr>
+      <w:r>
+        <w:rPr>
+          <w:rFonts w:ascii="Times New Roman" w:hAnsi="Times New Roman" w:cs="Times New Roman"/>
+        </w:rPr>
+        <w:t>| P3 | Invalid | &lt; 5 karakter | "PRO1" | Error: Kode promo 5-10 karakter |</w:t>
+      </w:r>
+    </w:p>
+    <w:p>
+      <w:pPr>
+        <w:rPr>
+          <w:rFonts w:ascii="Times New Roman" w:hAnsi="Times New Roman" w:cs="Times New Roman"/>
+        </w:rPr>
+      </w:pPr>
+      <w:r>
+        <w:rPr>
+          <w:rFonts w:ascii="Times New Roman" w:hAnsi="Times New Roman" w:cs="Times New Roman"/>
+        </w:rPr>
+        <w:t>| P4 | Invalid | &gt; 10 karakter | "PROMO12345" | Error: Kode promo 5-10 karakter |</w:t>
+      </w:r>
+    </w:p>
+    <w:p>
+      <w:pPr>
+        <w:rPr>
+          <w:rFonts w:ascii="Times New Roman" w:hAnsi="Times New Roman" w:cs="Times New Roman"/>
+        </w:rPr>
+      </w:pPr>
+      <w:r>
+        <w:rPr>
+          <w:rFonts w:ascii="Times New Roman" w:hAnsi="Times New Roman" w:cs="Times New Roman"/>
+        </w:rPr>
+        <w:t>| P5 | Invalid | Mengandung spasi/simbol tidak valid | "PRO MO" | Error: Format tidak valid |</w:t>
+      </w:r>
+    </w:p>
+    <w:p>
+      <w:pPr>
+        <w:rPr>
+          <w:rFonts w:ascii="Times New Roman" w:hAnsi="Times New Roman" w:cs="Times New Roman"/>
+        </w:rPr>
+      </w:pPr>
+    </w:p>
+    <w:p>
+      <w:pPr>
+        <w:rPr>
+          <w:rFonts w:ascii="Times New Roman" w:hAnsi="Times New Roman" w:cs="Times New Roman"/>
+          <w:b/>
+        </w:rPr>
+      </w:pPr>
+      <w:r>
+        <w:rPr>
+          <w:rFonts w:ascii="Times New Roman" w:hAnsi="Times New Roman" w:cs="Times New Roman"/>
+          <w:b/>
+        </w:rPr>
+        <w:t>Tanggal Keberangkatan (YYYY-MM-DD, minimal hari ini)</w:t>
+      </w:r>
+    </w:p>
+    <w:p>
+      <w:pPr>
+        <w:rPr>
+          <w:rFonts w:ascii="Times New Roman" w:hAnsi="Times New Roman" w:cs="Times New Roman"/>
+        </w:rPr>
+      </w:pPr>
+    </w:p>
+    <w:p>
+      <w:pPr>
+        <w:rPr>
+          <w:rFonts w:ascii="Times New Roman" w:hAnsi="Times New Roman" w:cs="Times New Roman"/>
+        </w:rPr>
+      </w:pPr>
+      <w:r>
+        <w:rPr>
+          <w:rFonts w:ascii="Times New Roman" w:hAnsi="Times New Roman" w:cs="Times New Roman"/>
+        </w:rPr>
+        <w:t>| Partisi | Kategori | Kondisi | Test Case | Expected Output |</w:t>
+      </w:r>
+    </w:p>
+    <w:p>
+      <w:pPr>
+        <w:rPr>
+          <w:rFonts w:ascii="Times New Roman" w:hAnsi="Times New Roman" w:cs="Times New Roman"/>
+        </w:rPr>
+      </w:pPr>
+      <w:r>
+        <w:rPr>
+          <w:rFonts w:ascii="Times New Roman" w:hAnsi="Times New Roman" w:cs="Times New Roman"/>
+        </w:rPr>
+        <w:t>|---|---|---|---|---|</w:t>
+      </w:r>
+    </w:p>
+    <w:p>
+      <w:pPr>
+        <w:rPr>
+          <w:rFonts w:ascii="Times New Roman" w:hAnsi="Times New Roman" w:cs="Times New Roman"/>
+        </w:rPr>
+      </w:pPr>
+      <w:r>
+        <w:rPr>
+          <w:rFonts w:ascii="Times New Roman" w:hAnsi="Times New Roman" w:cs="Times New Roman"/>
+        </w:rPr>
+        <w:t>| P1 | Valid | Tanggal &gt;= hari ini (format valid) | "2026-10-15" (contoh hari ini) | Valid |</w:t>
+      </w:r>
+    </w:p>
+    <w:p>
+      <w:pPr>
+        <w:rPr>
+          <w:rFonts w:ascii="Times New Roman" w:hAnsi="Times New Roman" w:cs="Times New Roman"/>
+        </w:rPr>
+      </w:pPr>
+      <w:r>
+        <w:rPr>
+          <w:rFonts w:ascii="Times New Roman" w:hAnsi="Times New Roman" w:cs="Times New Roman"/>
+        </w:rPr>
+        <w:t>| P2 | Invalid | Format salah | "15-10-2026" / "2026/10/15" | Error: Format YYYY-MM-DD |</w:t>
+      </w:r>
+    </w:p>
+    <w:p>
+      <w:pPr>
+        <w:rPr>
+          <w:rFonts w:ascii="Times New Roman" w:hAnsi="Times New Roman" w:cs="Times New Roman"/>
+        </w:rPr>
+      </w:pPr>
+      <w:r>
+        <w:rPr>
+          <w:rFonts w:ascii="Times New Roman" w:hAnsi="Times New Roman" w:cs="Times New Roman"/>
+        </w:rPr>
+        <w:t>| P3 | Invalid | Tanggal di masa lalu | "2026-10-01" | Error: Tanggal minimal hari ini |</w:t>
+      </w:r>
+    </w:p>
+    <w:p>
+      <w:pPr>
+        <w:rPr>
+          <w:rFonts w:ascii="Times New Roman" w:hAnsi="Times New Roman" w:cs="Times New Roman"/>
+        </w:rPr>
+      </w:pPr>
+    </w:p>
+    <w:p>
+      <w:pPr>
+        <w:rPr>
+          <w:rFonts w:ascii="Times New Roman" w:hAnsi="Times New Roman" w:cs="Times New Roman"/>
+          <w:b/>
+          <w:sz w:val="28"/>
+        </w:rPr>
+      </w:pPr>
+      <w:r>
+        <w:rPr>
+          <w:rFonts w:ascii="Times New Roman" w:hAnsi="Times New Roman" w:cs="Times New Roman"/>
+          <w:b/>
+          <w:sz w:val="28"/>
+        </w:rPr>
+        <w:t>BAGIAN B: BOUNDARY VALUE ANALYSIS (30 POIN)</w:t>
+      </w:r>
+    </w:p>
+    <w:p>
+      <w:pPr>
+        <w:rPr>
+          <w:rFonts w:ascii="Times New Roman" w:hAnsi="Times New Roman" w:cs="Times New Roman"/>
+        </w:rPr>
+      </w:pPr>
+    </w:p>
+    <w:p>
+      <w:pPr>
+        <w:rPr>
+          <w:rFonts w:ascii="Times New Roman" w:hAnsi="Times New Roman" w:cs="Times New Roman"/>
+          <w:b/>
+          <w:sz w:val="26"/>
+        </w:rPr>
+      </w:pPr>
+      <w:r>
+        <w:rPr>
+          <w:rFonts w:ascii="Times New Roman" w:hAnsi="Times New Roman" w:cs="Times New Roman"/>
+          <w:b/>
+          <w:sz w:val="26"/>
+        </w:rPr>
+        <w:t>Soal 3 (15 Poin)</w:t>
+      </w:r>
+    </w:p>
+    <w:p>
+      <w:pPr>
+        <w:rPr>
+          <w:rFonts w:ascii="Times New Roman" w:hAnsi="Times New Roman" w:cs="Times New Roman"/>
+        </w:rPr>
+      </w:pPr>
+    </w:p>
+    <w:p>
+      <w:pPr>
+        <w:rPr>
+          <w:rFonts w:ascii="Times New Roman" w:hAnsi="Times New Roman" w:cs="Times New Roman"/>
+        </w:rPr>
+      </w:pPr>
+      <w:r>
+        <w:rPr>
+          <w:rFonts w:ascii="Times New Roman" w:hAnsi="Times New Roman" w:cs="Times New Roman"/>
+        </w:rPr>
+        <w:t>Spesifikasi: Nilai Ujian (0-100), IPK (0.0-4.0), Semester (1-14)</w:t>
+      </w:r>
+    </w:p>
+    <w:p>
+      <w:pPr>
+        <w:rPr>
+          <w:rFonts w:ascii="Times New Roman" w:hAnsi="Times New Roman" w:cs="Times New Roman"/>
+        </w:rPr>
+      </w:pPr>
+    </w:p>
+    <w:p>
+      <w:pPr>
+        <w:rPr>
+          <w:rFonts w:ascii="Times New Roman" w:hAnsi="Times New Roman" w:cs="Times New Roman"/>
+          <w:b/>
+        </w:rPr>
+      </w:pPr>
+      <w:r>
+        <w:rPr>
+          <w:rFonts w:ascii="Times New Roman" w:hAnsi="Times New Roman" w:cs="Times New Roman"/>
+          <w:b/>
+        </w:rPr>
+        <w:t>Nilai Ujian (0-100)</w:t>
+      </w:r>
+    </w:p>
+    <w:p>
+      <w:pPr>
+        <w:rPr>
+          <w:rFonts w:ascii="Times New Roman" w:hAnsi="Times New Roman" w:cs="Times New Roman"/>
+        </w:rPr>
+      </w:pPr>
+    </w:p>
+    <w:p>
+      <w:pPr>
+        <w:rPr>
+          <w:rFonts w:ascii="Times New Roman" w:hAnsi="Times New Roman" w:cs="Times New Roman"/>
+        </w:rPr>
+      </w:pPr>
+      <w:r>
+        <w:rPr>
+          <w:rFonts w:ascii="Times New Roman" w:hAnsi="Times New Roman" w:cs="Times New Roman"/>
+        </w:rPr>
+        <w:t>| Boundary | Nilai | Kategori | Expected Output |</w:t>
+      </w:r>
+    </w:p>
+    <w:p>
+      <w:pPr>
+        <w:rPr>
+          <w:rFonts w:ascii="Times New Roman" w:hAnsi="Times New Roman" w:cs="Times New Roman"/>
+        </w:rPr>
+      </w:pPr>
+      <w:r>
+        <w:rPr>
+          <w:rFonts w:ascii="Times New Roman" w:hAnsi="Times New Roman" w:cs="Times New Roman"/>
+        </w:rPr>
+        <w:t>|---|---|---|---|</w:t>
+      </w:r>
+    </w:p>
+    <w:p>
+      <w:pPr>
+        <w:rPr>
+          <w:rFonts w:ascii="Times New Roman" w:hAnsi="Times New Roman" w:cs="Times New Roman"/>
+        </w:rPr>
+      </w:pPr>
+      <w:r>
+        <w:rPr>
+          <w:rFonts w:ascii="Times New Roman" w:hAnsi="Times New Roman" w:cs="Times New Roman"/>
+        </w:rPr>
+        <w:t>| min-1 | -1 | Invalid | Error: Nilai harus 0-100 |</w:t>
+      </w:r>
+    </w:p>
+    <w:p>
+      <w:pPr>
+        <w:rPr>
+          <w:rFonts w:ascii="Times New Roman" w:hAnsi="Times New Roman" w:cs="Times New Roman"/>
+        </w:rPr>
+      </w:pPr>
+      <w:r>
+        <w:rPr>
+          <w:rFonts w:ascii="Times New Roman" w:hAnsi="Times New Roman" w:cs="Times New Roman"/>
+        </w:rPr>
+        <w:t>| min | 0 | Valid | Berhasil |</w:t>
+      </w:r>
+    </w:p>
+    <w:p>
+      <w:pPr>
+        <w:rPr>
+          <w:rFonts w:ascii="Times New Roman" w:hAnsi="Times New Roman" w:cs="Times New Roman"/>
+        </w:rPr>
+      </w:pPr>
+      <w:r>
+        <w:rPr>
+          <w:rFonts w:ascii="Times New Roman" w:hAnsi="Times New Roman" w:cs="Times New Roman"/>
+        </w:rPr>
+        <w:t>| min+1 | 1 | Valid | Berhasil |</w:t>
+      </w:r>
+    </w:p>
+    <w:p>
+      <w:pPr>
+        <w:rPr>
+          <w:rFonts w:ascii="Times New Roman" w:hAnsi="Times New Roman" w:cs="Times New Roman"/>
+        </w:rPr>
+      </w:pPr>
+      <w:r>
+        <w:rPr>
+          <w:rFonts w:ascii="Times New Roman" w:hAnsi="Times New Roman" w:cs="Times New Roman"/>
+        </w:rPr>
+        <w:t>| max-1 | 99 | Valid | Berhasil |</w:t>
+      </w:r>
+    </w:p>
+    <w:p>
+      <w:pPr>
+        <w:rPr>
+          <w:rFonts w:ascii="Times New Roman" w:hAnsi="Times New Roman" w:cs="Times New Roman"/>
+        </w:rPr>
+      </w:pPr>
+      <w:r>
+        <w:rPr>
+          <w:rFonts w:ascii="Times New Roman" w:hAnsi="Times New Roman" w:cs="Times New Roman"/>
+        </w:rPr>
+        <w:t>| max | 100 | Valid | Berhasil |</w:t>
+      </w:r>
+    </w:p>
+    <w:p>
+      <w:pPr>
+        <w:rPr>
+          <w:rFonts w:ascii="Times New Roman" w:hAnsi="Times New Roman" w:cs="Times New Roman"/>
+        </w:rPr>
+      </w:pPr>
+      <w:r>
+        <w:rPr>
+          <w:rFonts w:ascii="Times New Roman" w:hAnsi="Times New Roman" w:cs="Times New Roman"/>
+        </w:rPr>
+        <w:t>| max+1 | 101 | Invalid | Error: Nilai harus 0-100 |</w:t>
+      </w:r>
+    </w:p>
+    <w:p>
+      <w:pPr>
+        <w:rPr>
+          <w:rFonts w:ascii="Times New Roman" w:hAnsi="Times New Roman" w:cs="Times New Roman"/>
+        </w:rPr>
+      </w:pPr>
+    </w:p>
+    <w:p>
+      <w:pPr>
+        <w:rPr>
+          <w:rFonts w:ascii="Times New Roman" w:hAnsi="Times New Roman" w:cs="Times New Roman"/>
+          <w:b/>
+        </w:rPr>
+      </w:pPr>
+      <w:r>
+        <w:rPr>
+          <w:rFonts w:ascii="Times New Roman" w:hAnsi="Times New Roman" w:cs="Times New Roman"/>
+          <w:b/>
+        </w:rPr>
+        <w:t>IPK (0.0-4.0)</w:t>
+      </w:r>
+    </w:p>
+    <w:p>
+      <w:pPr>
+        <w:rPr>
+          <w:rFonts w:ascii="Times New Roman" w:hAnsi="Times New Roman" w:cs="Times New Roman"/>
+        </w:rPr>
+      </w:pPr>
+    </w:p>
+    <w:p>
+      <w:pPr>
+        <w:rPr>
+          <w:rFonts w:ascii="Times New Roman" w:hAnsi="Times New Roman" w:cs="Times New Roman"/>
+        </w:rPr>
+      </w:pPr>
+      <w:r>
+        <w:rPr>
+          <w:rFonts w:ascii="Times New Roman" w:hAnsi="Times New Roman" w:cs="Times New Roman"/>
+        </w:rPr>
+        <w:t>| Boundary | Nilai | Kategori | Expected Output |</w:t>
+      </w:r>
+    </w:p>
+    <w:p>
+      <w:pPr>
+        <w:rPr>
+          <w:rFonts w:ascii="Times New Roman" w:hAnsi="Times New Roman" w:cs="Times New Roman"/>
+        </w:rPr>
+      </w:pPr>
+      <w:r>
+        <w:rPr>
+          <w:rFonts w:ascii="Times New Roman" w:hAnsi="Times New Roman" w:cs="Times New Roman"/>
+        </w:rPr>
+        <w:t>|---|---|---|---|</w:t>
+      </w:r>
+    </w:p>
+    <w:p>
+      <w:pPr>
+        <w:rPr>
+          <w:rFonts w:ascii="Times New Roman" w:hAnsi="Times New Roman" w:cs="Times New Roman"/>
+        </w:rPr>
+      </w:pPr>
+      <w:r>
+        <w:rPr>
+          <w:rFonts w:ascii="Times New Roman" w:hAnsi="Times New Roman" w:cs="Times New Roman"/>
+        </w:rPr>
+        <w:t>| min-1 | -0.1 | Invalid | Error: IPK harus 0.0-4.0 |</w:t>
+      </w:r>
+    </w:p>
+    <w:p>
+      <w:pPr>
+        <w:rPr>
+          <w:rFonts w:ascii="Times New Roman" w:hAnsi="Times New Roman" w:cs="Times New Roman"/>
+        </w:rPr>
+      </w:pPr>
+      <w:r>
+        <w:rPr>
+          <w:rFonts w:ascii="Times New Roman" w:hAnsi="Times New Roman" w:cs="Times New Roman"/>
+        </w:rPr>
+        <w:t>| min | 0.0 | Valid | Berhasil |</w:t>
+      </w:r>
+    </w:p>
+    <w:p>
+      <w:pPr>
+        <w:rPr>
+          <w:rFonts w:ascii="Times New Roman" w:hAnsi="Times New Roman" w:cs="Times New Roman"/>
+        </w:rPr>
+      </w:pPr>
+      <w:r>
+        <w:rPr>
+          <w:rFonts w:ascii="Times New Roman" w:hAnsi="Times New Roman" w:cs="Times New Roman"/>
+        </w:rPr>
+        <w:t>| min+1 | 0.1 | Valid | Berhasil |</w:t>
+      </w:r>
+    </w:p>
+    <w:p>
+      <w:pPr>
+        <w:rPr>
+          <w:rFonts w:ascii="Times New Roman" w:hAnsi="Times New Roman" w:cs="Times New Roman"/>
+        </w:rPr>
+      </w:pPr>
+      <w:r>
+        <w:rPr>
+          <w:rFonts w:ascii="Times New Roman" w:hAnsi="Times New Roman" w:cs="Times New Roman"/>
+        </w:rPr>
+        <w:t>| max-1 | 3.9 | Valid | Berhasil |</w:t>
+      </w:r>
+    </w:p>
+    <w:p>
+      <w:pPr>
+        <w:rPr>
+          <w:rFonts w:ascii="Times New Roman" w:hAnsi="Times New Roman" w:cs="Times New Roman"/>
+        </w:rPr>
+      </w:pPr>
+      <w:r>
+        <w:rPr>
+          <w:rFonts w:ascii="Times New Roman" w:hAnsi="Times New Roman" w:cs="Times New Roman"/>
+        </w:rPr>
+        <w:t>| max | 4.0 | Valid | Berhasil |</w:t>
+      </w:r>
+    </w:p>
+    <w:p>
+      <w:pPr>
+        <w:rPr>
+          <w:rFonts w:ascii="Times New Roman" w:hAnsi="Times New Roman" w:cs="Times New Roman"/>
+        </w:rPr>
+      </w:pPr>
+      <w:r>
+        <w:rPr>
+          <w:rFonts w:ascii="Times New Roman" w:hAnsi="Times New Roman" w:cs="Times New Roman"/>
+        </w:rPr>
+        <w:t>| max+1 | 4.1 | Invalid | Error: IPK harus 0.0-4.0 |</w:t>
+      </w:r>
+    </w:p>
+    <w:p>
+      <w:pPr>
+        <w:rPr>
+          <w:rFonts w:ascii="Times New Roman" w:hAnsi="Times New Roman" w:cs="Times New Roman"/>
+        </w:rPr>
+      </w:pPr>
+    </w:p>
+    <w:p>
+      <w:pPr>
+        <w:rPr>
+          <w:rFonts w:ascii="Times New Roman" w:hAnsi="Times New Roman" w:cs="Times New Roman"/>
+          <w:b/>
+        </w:rPr>
+      </w:pPr>
+      <w:r>
+        <w:rPr>
+          <w:rFonts w:ascii="Times New Roman" w:hAnsi="Times New Roman" w:cs="Times New Roman"/>
+          <w:b/>
+        </w:rPr>
+        <w:t>Semester (1-14)</w:t>
+      </w:r>
+    </w:p>
+    <w:p>
+      <w:pPr>
+        <w:rPr>
+          <w:rFonts w:ascii="Times New Roman" w:hAnsi="Times New Roman" w:cs="Times New Roman"/>
+        </w:rPr>
+      </w:pPr>
+    </w:p>
+    <w:p>
+      <w:pPr>
+        <w:rPr>
+          <w:rFonts w:ascii="Times New Roman" w:hAnsi="Times New Roman" w:cs="Times New Roman"/>
+        </w:rPr>
+      </w:pPr>
+      <w:r>
+        <w:rPr>
+          <w:rFonts w:ascii="Times New Roman" w:hAnsi="Times New Roman" w:cs="Times New Roman"/>
+        </w:rPr>
+        <w:t>| Boundary | Nilai | Kategori | Expected Output |</w:t>
+      </w:r>
+    </w:p>
+    <w:p>
+      <w:pPr>
+        <w:rPr>
+          <w:rFonts w:ascii="Times New Roman" w:hAnsi="Times New Roman" w:cs="Times New Roman"/>
+        </w:rPr>
+      </w:pPr>
+      <w:r>
+        <w:rPr>
+          <w:rFonts w:ascii="Times New Roman" w:hAnsi="Times New Roman" w:cs="Times New Roman"/>
+        </w:rPr>
+        <w:t>|---|---|---|---|</w:t>
+      </w:r>
+    </w:p>
+    <w:p>
+      <w:pPr>
+        <w:rPr>
+          <w:rFonts w:ascii="Times New Roman" w:hAnsi="Times New Roman" w:cs="Times New Roman"/>
+        </w:rPr>
+      </w:pPr>
+      <w:r>
+        <w:rPr>
+          <w:rFonts w:ascii="Times New Roman" w:hAnsi="Times New Roman" w:cs="Times New Roman"/>
+        </w:rPr>
+        <w:t>| min-1 | 0 | Invalid | Error: Semester harus 1-14 |</w:t>
+      </w:r>
+    </w:p>
+    <w:p>
+      <w:pPr>
+        <w:rPr>
+          <w:rFonts w:ascii="Times New Roman" w:hAnsi="Times New Roman" w:cs="Times New Roman"/>
+        </w:rPr>
+      </w:pPr>
+      <w:r>
+        <w:rPr>
+          <w:rFonts w:ascii="Times New Roman" w:hAnsi="Times New Roman" w:cs="Times New Roman"/>
+        </w:rPr>
+        <w:t>| min | 1 | Valid | Berhasil |</w:t>
+      </w:r>
+    </w:p>
+    <w:p>
+      <w:pPr>
+        <w:rPr>
+          <w:rFonts w:ascii="Times New Roman" w:hAnsi="Times New Roman" w:cs="Times New Roman"/>
+        </w:rPr>
+      </w:pPr>
+      <w:r>
+        <w:rPr>
+          <w:rFonts w:ascii="Times New Roman" w:hAnsi="Times New Roman" w:cs="Times New Roman"/>
+        </w:rPr>
+        <w:t>| min+1 | 2 | Valid | Berhasil |</w:t>
+      </w:r>
+    </w:p>
+    <w:p>
+      <w:pPr>
+        <w:rPr>
+          <w:rFonts w:ascii="Times New Roman" w:hAnsi="Times New Roman" w:cs="Times New Roman"/>
+        </w:rPr>
+      </w:pPr>
+      <w:r>
+        <w:rPr>
+          <w:rFonts w:ascii="Times New Roman" w:hAnsi="Times New Roman" w:cs="Times New Roman"/>
+        </w:rPr>
+        <w:t>| max-1 | 13 | Valid | Berhasil |</w:t>
+      </w:r>
+    </w:p>
+    <w:p>
+      <w:pPr>
+        <w:rPr>
+          <w:rFonts w:ascii="Times New Roman" w:hAnsi="Times New Roman" w:cs="Times New Roman"/>
+        </w:rPr>
+      </w:pPr>
+      <w:r>
+        <w:rPr>
+          <w:rFonts w:ascii="Times New Roman" w:hAnsi="Times New Roman" w:cs="Times New Roman"/>
+        </w:rPr>
+        <w:t>| max | 14 | Valid | Berhasil |</w:t>
+      </w:r>
+    </w:p>
+    <w:p>
+      <w:pPr>
+        <w:rPr>
+          <w:rFonts w:ascii="Times New Roman" w:hAnsi="Times New Roman" w:cs="Times New Roman"/>
+        </w:rPr>
+      </w:pPr>
+      <w:r>
+        <w:rPr>
+          <w:rFonts w:ascii="Times New Roman" w:hAnsi="Times New Roman" w:cs="Times New Roman"/>
+        </w:rPr>
+        <w:t>| max+1 | 15 | Invalid | Error: Semester harus 1-14 |</w:t>
+      </w:r>
+    </w:p>
+    <w:p>
+      <w:pPr>
+        <w:rPr>
+          <w:rFonts w:ascii="Times New Roman" w:hAnsi="Times New Roman" w:cs="Times New Roman"/>
+        </w:rPr>
+      </w:pPr>
+    </w:p>
+    <w:p>
+      <w:pPr>
+        <w:rPr>
+          <w:rFonts w:ascii="Times New Roman" w:hAnsi="Times New Roman" w:cs="Times New Roman"/>
+          <w:b/>
+          <w:sz w:val="26"/>
+        </w:rPr>
+      </w:pPr>
+      <w:r>
+        <w:rPr>
+          <w:rFonts w:ascii="Times New Roman" w:hAnsi="Times New Roman" w:cs="Times New Roman"/>
+          <w:b/>
+          <w:sz w:val="26"/>
+        </w:rPr>
+        <w:t>Soal 4 (15 Poin)</w:t>
+      </w:r>
+    </w:p>
+    <w:p>
+      <w:pPr>
+        <w:rPr>
+          <w:rFonts w:ascii="Times New Roman" w:hAnsi="Times New Roman" w:cs="Times New Roman"/>
+        </w:rPr>
+      </w:pPr>
+    </w:p>
+    <w:p>
+      <w:pPr>
+        <w:rPr>
+          <w:rFonts w:ascii="Times New Roman" w:hAnsi="Times New Roman" w:cs="Times New Roman"/>
+        </w:rPr>
+      </w:pPr>
+      <w:r>
+        <w:rPr>
+          <w:rFonts w:ascii="Times New Roman" w:hAnsi="Times New Roman" w:cs="Times New Roman"/>
+        </w:rPr>
+        <w:t>Field Nominal Transfer: Rp10.000 - Rp100.000.000</w:t>
+      </w:r>
+    </w:p>
+    <w:p>
+      <w:pPr>
+        <w:rPr>
+          <w:rFonts w:ascii="Times New Roman" w:hAnsi="Times New Roman" w:cs="Times New Roman"/>
+        </w:rPr>
+      </w:pPr>
+    </w:p>
+    <w:p>
+      <w:pPr>
+        <w:rPr>
+          <w:rFonts w:ascii="Times New Roman" w:hAnsi="Times New Roman" w:cs="Times New Roman"/>
+          <w:b/>
+        </w:rPr>
+      </w:pPr>
+      <w:r>
+        <w:rPr>
+          <w:rFonts w:ascii="Times New Roman" w:hAnsi="Times New Roman" w:cs="Times New Roman"/>
+          <w:b/>
+        </w:rPr>
+        <w:t>BVA Nominal Transfer</w:t>
+      </w:r>
+    </w:p>
+    <w:p>
+      <w:pPr>
+        <w:rPr>
+          <w:rFonts w:ascii="Times New Roman" w:hAnsi="Times New Roman" w:cs="Times New Roman"/>
+        </w:rPr>
+      </w:pPr>
+    </w:p>
+    <w:p>
+      <w:pPr>
+        <w:rPr>
+          <w:rFonts w:ascii="Times New Roman" w:hAnsi="Times New Roman" w:cs="Times New Roman"/>
+        </w:rPr>
+      </w:pPr>
+      <w:r>
+        <w:rPr>
+          <w:rFonts w:ascii="Times New Roman" w:hAnsi="Times New Roman" w:cs="Times New Roman"/>
+        </w:rPr>
+        <w:t>| Boundary | Nilai (Rp) | Kategori | Expected Output |</w:t>
+      </w:r>
+    </w:p>
+    <w:p>
+      <w:pPr>
+        <w:rPr>
+          <w:rFonts w:ascii="Times New Roman" w:hAnsi="Times New Roman" w:cs="Times New Roman"/>
+        </w:rPr>
+      </w:pPr>
+      <w:r>
+        <w:rPr>
+          <w:rFonts w:ascii="Times New Roman" w:hAnsi="Times New Roman" w:cs="Times New Roman"/>
+        </w:rPr>
+        <w:t>|---|---|---|---|</w:t>
+      </w:r>
+    </w:p>
+    <w:p>
+      <w:pPr>
+        <w:rPr>
+          <w:rFonts w:ascii="Times New Roman" w:hAnsi="Times New Roman" w:cs="Times New Roman"/>
+        </w:rPr>
+      </w:pPr>
+      <w:r>
+        <w:rPr>
+          <w:rFonts w:ascii="Times New Roman" w:hAnsi="Times New Roman" w:cs="Times New Roman"/>
+        </w:rPr>
+        <w:t>| min-1 | 9.999 | Invalid | Error: Nominal minimal Rp10.000 |</w:t>
+      </w:r>
+    </w:p>
+    <w:p>
+      <w:pPr>
+        <w:rPr>
+          <w:rFonts w:ascii="Times New Roman" w:hAnsi="Times New Roman" w:cs="Times New Roman"/>
+        </w:rPr>
+      </w:pPr>
+      <w:r>
+        <w:rPr>
+          <w:rFonts w:ascii="Times New Roman" w:hAnsi="Times New Roman" w:cs="Times New Roman"/>
+        </w:rPr>
+        <w:t>| min | 10.000 | Valid | Transfer berhasil |</w:t>
+      </w:r>
+    </w:p>
+    <w:p>
+      <w:pPr>
+        <w:rPr>
+          <w:rFonts w:ascii="Times New Roman" w:hAnsi="Times New Roman" w:cs="Times New Roman"/>
+        </w:rPr>
+      </w:pPr>
+      <w:r>
+        <w:rPr>
+          <w:rFonts w:ascii="Times New Roman" w:hAnsi="Times New Roman" w:cs="Times New Roman"/>
+        </w:rPr>
+        <w:t>| min+1 | 10.001 | Valid | Transfer berhasil |</w:t>
+      </w:r>
+    </w:p>
+    <w:p>
+      <w:pPr>
+        <w:rPr>
+          <w:rFonts w:ascii="Times New Roman" w:hAnsi="Times New Roman" w:cs="Times New Roman"/>
+        </w:rPr>
+      </w:pPr>
+      <w:r>
+        <w:rPr>
+          <w:rFonts w:ascii="Times New Roman" w:hAnsi="Times New Roman" w:cs="Times New Roman"/>
+        </w:rPr>
+        <w:t>| max-1 | 99.999.999 | Valid | Transfer berhasil |</w:t>
+      </w:r>
+    </w:p>
+    <w:p>
+      <w:pPr>
+        <w:rPr>
+          <w:rFonts w:ascii="Times New Roman" w:hAnsi="Times New Roman" w:cs="Times New Roman"/>
+        </w:rPr>
+      </w:pPr>
+      <w:r>
+        <w:rPr>
+          <w:rFonts w:ascii="Times New Roman" w:hAnsi="Times New Roman" w:cs="Times New Roman"/>
+        </w:rPr>
+        <w:t>| max | 100.000.000 | Valid | Transfer berhasil |</w:t>
+      </w:r>
+    </w:p>
+    <w:p>
+      <w:pPr>
+        <w:rPr>
+          <w:rFonts w:ascii="Times New Roman" w:hAnsi="Times New Roman" w:cs="Times New Roman"/>
+        </w:rPr>
+      </w:pPr>
+      <w:r>
+        <w:rPr>
+          <w:rFonts w:ascii="Times New Roman" w:hAnsi="Times New Roman" w:cs="Times New Roman"/>
+        </w:rPr>
+        <w:t>| max+1 | 100.000.001 | Invalid | Error: Nominal maksimal Rp100.000.000 |</w:t>
+      </w:r>
+    </w:p>
+    <w:p>
+      <w:pPr>
+        <w:rPr>
+          <w:rFonts w:ascii="Times New Roman" w:hAnsi="Times New Roman" w:cs="Times New Roman"/>
+        </w:rPr>
+      </w:pPr>
+    </w:p>
+    <w:p>
+      <w:pPr>
+        <w:rPr>
+          <w:rFonts w:ascii="Times New Roman" w:hAnsi="Times New Roman" w:cs="Times New Roman"/>
+        </w:rPr>
+      </w:pPr>
+      <w:r>
+        <w:rPr>
+          <w:rFonts w:ascii="Times New Roman" w:hAnsi="Times New Roman" w:cs="Times New Roman"/>
+        </w:rPr>
+        <w:t>*Catatan: Perlu memperhatikan saldo minimal Rp50.000 &amp; biaya admin Rp2.500.*</w:t>
+      </w:r>
+    </w:p>
+    <w:p>
+      <w:pPr>
+        <w:rPr>
+          <w:rFonts w:ascii="Times New Roman" w:hAnsi="Times New Roman" w:cs="Times New Roman"/>
+        </w:rPr>
+      </w:pPr>
+    </w:p>
+    <w:p>
+      <w:pPr>
+        <w:rPr>
+          <w:rFonts w:ascii="Times New Roman" w:hAnsi="Times New Roman" w:cs="Times New Roman"/>
+          <w:b/>
+          <w:sz w:val="28"/>
+        </w:rPr>
+      </w:pPr>
+      <w:r>
+        <w:rPr>
+          <w:rFonts w:ascii="Times New Roman" w:hAnsi="Times New Roman" w:cs="Times New Roman"/>
+          <w:b/>
+          <w:sz w:val="28"/>
+        </w:rPr>
+        <w:t>BAGIAN C: KOMBINASI EP &amp; BVA (25 POIN)</w:t>
+      </w:r>
+    </w:p>
+    <w:p>
+      <w:pPr>
+        <w:rPr>
+          <w:rFonts w:ascii="Times New Roman" w:hAnsi="Times New Roman" w:cs="Times New Roman"/>
+        </w:rPr>
+      </w:pPr>
+    </w:p>
+    <w:p>
+      <w:pPr>
+        <w:rPr>
+          <w:rFonts w:ascii="Times New Roman" w:hAnsi="Times New Roman" w:cs="Times New Roman"/>
+          <w:b/>
+          <w:sz w:val="26"/>
+        </w:rPr>
+      </w:pPr>
+      <w:r>
+        <w:rPr>
+          <w:rFonts w:ascii="Times New Roman" w:hAnsi="Times New Roman" w:cs="Times New Roman"/>
+          <w:b/>
+          <w:sz w:val="26"/>
+        </w:rPr>
+        <w:t>Soal 5</w:t>
+      </w:r>
+    </w:p>
+    <w:p>
+      <w:pPr>
+        <w:rPr>
+          <w:rFonts w:ascii="Times New Roman" w:hAnsi="Times New Roman" w:cs="Times New Roman"/>
+        </w:rPr>
+      </w:pPr>
+    </w:p>
+    <w:p>
+      <w:pPr>
+        <w:rPr>
+          <w:rFonts w:ascii="Times New Roman" w:hAnsi="Times New Roman" w:cs="Times New Roman"/>
+          <w:b/>
+        </w:rPr>
+      </w:pPr>
+      <w:r>
+        <w:rPr>
+          <w:rFonts w:ascii="Times New Roman" w:hAnsi="Times New Roman" w:cs="Times New Roman"/>
+          <w:b/>
+        </w:rPr>
+        <w:t>1. EP untuk setiap field</w:t>
+      </w:r>
+    </w:p>
+    <w:p>
+      <w:pPr>
+        <w:rPr>
+          <w:rFonts w:ascii="Times New Roman" w:hAnsi="Times New Roman" w:cs="Times New Roman"/>
+        </w:rPr>
+      </w:pPr>
+      <w:r>
+        <w:rPr>
+          <w:rFonts w:ascii="Times New Roman" w:hAnsi="Times New Roman" w:cs="Times New Roman"/>
+        </w:rPr>
+        <w:t>- Nama Lengkap (3-50 karakter, tidak boleh kosong): Valid 3-50; Invalid &lt; 3, &gt; 50, kosong</w:t>
+      </w:r>
+    </w:p>
+    <w:p>
+      <w:pPr>
+        <w:rPr>
+          <w:rFonts w:ascii="Times New Roman" w:hAnsi="Times New Roman" w:cs="Times New Roman"/>
+        </w:rPr>
+      </w:pPr>
+      <w:r>
+        <w:rPr>
+          <w:rFonts w:ascii="Times New Roman" w:hAnsi="Times New Roman" w:cs="Times New Roman"/>
+        </w:rPr>
+        <w:t>- Username (5-20 karakter, huruf &amp; angka, tidak boleh diawali angka): Valid sesuai kriteria; Invalid panjang, ada simbol, diawali angka</w:t>
+      </w:r>
+    </w:p>
+    <w:p>
+      <w:pPr>
+        <w:rPr>
+          <w:rFonts w:ascii="Times New Roman" w:hAnsi="Times New Roman" w:cs="Times New Roman"/>
+        </w:rPr>
+      </w:pPr>
+      <w:r>
+        <w:rPr>
+          <w:rFonts w:ascii="Times New Roman" w:hAnsi="Times New Roman" w:cs="Times New Roman"/>
+        </w:rPr>
+        <w:t>- Email (format email valid): Valid format standar; Invalid format</w:t>
+      </w:r>
+    </w:p>
+    <w:p>
+      <w:pPr>
+        <w:rPr>
+          <w:rFonts w:ascii="Times New Roman" w:hAnsi="Times New Roman" w:cs="Times New Roman"/>
+        </w:rPr>
+      </w:pPr>
+      <w:r>
+        <w:rPr>
+          <w:rFonts w:ascii="Times New Roman" w:hAnsi="Times New Roman" w:cs="Times New Roman"/>
+        </w:rPr>
+        <w:t>- Password (min 8, huruf besar, kecil, angka): Valid kombinasi; Invalid kurang syarat</w:t>
+      </w:r>
+    </w:p>
+    <w:p>
+      <w:pPr>
+        <w:rPr>
+          <w:rFonts w:ascii="Times New Roman" w:hAnsi="Times New Roman" w:cs="Times New Roman"/>
+        </w:rPr>
+      </w:pPr>
+      <w:r>
+        <w:rPr>
+          <w:rFonts w:ascii="Times New Roman" w:hAnsi="Times New Roman" w:cs="Times New Roman"/>
+        </w:rPr>
+        <w:t>- Umur (17-100): Valid 17-100; Invalid &lt; 17, &gt; 100</w:t>
+      </w:r>
+    </w:p>
+    <w:p>
+      <w:pPr>
+        <w:rPr>
+          <w:rFonts w:ascii="Times New Roman" w:hAnsi="Times New Roman" w:cs="Times New Roman"/>
+        </w:rPr>
+      </w:pPr>
+      <w:r>
+        <w:rPr>
+          <w:rFonts w:ascii="Times New Roman" w:hAnsi="Times New Roman" w:cs="Times New Roman"/>
+        </w:rPr>
+        <w:t>- No. Telepon (10-13 digit, diawali 08): Valid 10-13 digit &amp; diawali 08; Invalid panjang, tidak diawali 08, ada huruf</w:t>
+      </w:r>
+    </w:p>
+    <w:p>
+      <w:pPr>
+        <w:rPr>
+          <w:rFonts w:ascii="Times New Roman" w:hAnsi="Times New Roman" w:cs="Times New Roman"/>
+        </w:rPr>
+      </w:pPr>
+    </w:p>
+    <w:p>
+      <w:pPr>
+        <w:rPr>
+          <w:rFonts w:ascii="Times New Roman" w:hAnsi="Times New Roman" w:cs="Times New Roman"/>
+          <w:b/>
+        </w:rPr>
+      </w:pPr>
+      <w:r>
+        <w:rPr>
+          <w:rFonts w:ascii="Times New Roman" w:hAnsi="Times New Roman" w:cs="Times New Roman"/>
+          <w:b/>
+        </w:rPr>
+        <w:t>2. BVA untuk field dengan range</w:t>
+      </w:r>
+    </w:p>
+    <w:p>
+      <w:pPr>
+        <w:rPr>
+          <w:rFonts w:ascii="Times New Roman" w:hAnsi="Times New Roman" w:cs="Times New Roman"/>
+        </w:rPr>
+      </w:pPr>
+      <w:r>
+        <w:rPr>
+          <w:rFonts w:ascii="Times New Roman" w:hAnsi="Times New Roman" w:cs="Times New Roman"/>
+        </w:rPr>
+        <w:t>Nama (3-50): 2(invalid), 3(valid), 4(valid), 49(valid), 50(valid), 51(invalid). Username (5-20): 4,5,6,19,20,21. Umur (17-100): 16,17,18,99,100,101. No.Telepon panjang (10-13 digit): 9,10,11,12,13,14.</w:t>
+      </w:r>
+    </w:p>
+    <w:p>
+      <w:pPr>
+        <w:rPr>
+          <w:rFonts w:ascii="Times New Roman" w:hAnsi="Times New Roman" w:cs="Times New Roman"/>
+        </w:rPr>
+      </w:pPr>
+    </w:p>
+    <w:p>
+      <w:pPr>
+        <w:rPr>
+          <w:rFonts w:ascii="Times New Roman" w:hAnsi="Times New Roman" w:cs="Times New Roman"/>
+          <w:b/>
+        </w:rPr>
+      </w:pPr>
+      <w:r>
+        <w:rPr>
+          <w:rFonts w:ascii="Times New Roman" w:hAnsi="Times New Roman" w:cs="Times New Roman"/>
+          <w:b/>
+        </w:rPr>
+        <w:t>3. Test case lengkap (minimal 20 test case)</w:t>
+      </w:r>
+    </w:p>
+    <w:p>
+      <w:pPr>
+        <w:rPr>
+          <w:rFonts w:ascii="Times New Roman" w:hAnsi="Times New Roman" w:cs="Times New Roman"/>
+        </w:rPr>
+      </w:pPr>
+    </w:p>
+    <w:p>
+      <w:pPr>
+        <w:rPr>
+          <w:rFonts w:ascii="Times New Roman" w:hAnsi="Times New Roman" w:cs="Times New Roman"/>
+        </w:rPr>
+      </w:pPr>
+      <w:r>
+        <w:rPr>
+          <w:rFonts w:ascii="Times New Roman" w:hAnsi="Times New Roman" w:cs="Times New Roman"/>
+        </w:rPr>
+        <w:t>| No | Test Case | Field Nilai | Expected Result |</w:t>
+      </w:r>
+    </w:p>
+    <w:p>
+      <w:pPr>
+        <w:rPr>
+          <w:rFonts w:ascii="Times New Roman" w:hAnsi="Times New Roman" w:cs="Times New Roman"/>
+        </w:rPr>
+      </w:pPr>
+      <w:r>
+        <w:rPr>
+          <w:rFonts w:ascii="Times New Roman" w:hAnsi="Times New Roman" w:cs="Times New Roman"/>
+        </w:rPr>
+        <w:t>|---|---|---|---|</w:t>
+      </w:r>
+    </w:p>
+    <w:p>
+      <w:pPr>
+        <w:rPr>
+          <w:rFonts w:ascii="Times New Roman" w:hAnsi="Times New Roman" w:cs="Times New Roman"/>
+        </w:rPr>
+      </w:pPr>
+      <w:r>
+        <w:rPr>
+          <w:rFonts w:ascii="Times New Roman" w:hAnsi="Times New Roman" w:cs="Times New Roman"/>
+        </w:rPr>
+        <w:t>| 1 | TC-01 | Nama valid (min), Username valid, Email valid, Pass valid, Umur valid, Telp valid | Berhasil registrasi |</w:t>
+      </w:r>
+    </w:p>
+    <w:p>
+      <w:pPr>
+        <w:rPr>
+          <w:rFonts w:ascii="Times New Roman" w:hAnsi="Times New Roman" w:cs="Times New Roman"/>
+        </w:rPr>
+      </w:pPr>
+      <w:r>
+        <w:rPr>
+          <w:rFonts w:ascii="Times New Roman" w:hAnsi="Times New Roman" w:cs="Times New Roman"/>
+        </w:rPr>
+        <w:t>| 2 | TC-02 | Nama = 2 karakter (&lt;3) | Gagal - Nama minimal 3 |</w:t>
+      </w:r>
+    </w:p>
+    <w:p>
+      <w:pPr>
+        <w:rPr>
+          <w:rFonts w:ascii="Times New Roman" w:hAnsi="Times New Roman" w:cs="Times New Roman"/>
+        </w:rPr>
+      </w:pPr>
+      <w:r>
+        <w:rPr>
+          <w:rFonts w:ascii="Times New Roman" w:hAnsi="Times New Roman" w:cs="Times New Roman"/>
+        </w:rPr>
+        <w:t>| 3 | TC-03 | Nama = 3 karakter | Berhasil |</w:t>
+      </w:r>
+    </w:p>
+    <w:p>
+      <w:pPr>
+        <w:rPr>
+          <w:rFonts w:ascii="Times New Roman" w:hAnsi="Times New Roman" w:cs="Times New Roman"/>
+        </w:rPr>
+      </w:pPr>
+      <w:r>
+        <w:rPr>
+          <w:rFonts w:ascii="Times New Roman" w:hAnsi="Times New Roman" w:cs="Times New Roman"/>
+        </w:rPr>
+        <w:t>| 4 | TC-04 | Nama = 50 karakter | Berhasil |</w:t>
+      </w:r>
+    </w:p>
+    <w:p>
+      <w:pPr>
+        <w:rPr>
+          <w:rFonts w:ascii="Times New Roman" w:hAnsi="Times New Roman" w:cs="Times New Roman"/>
+        </w:rPr>
+      </w:pPr>
+      <w:r>
+        <w:rPr>
+          <w:rFonts w:ascii="Times New Roman" w:hAnsi="Times New Roman" w:cs="Times New Roman"/>
+        </w:rPr>
+        <w:t>| 5 | TC-05 | Nama = 51 karakter (&gt;50) | Gagal - Nama maks 50 |</w:t>
+      </w:r>
+    </w:p>
+    <w:p>
+      <w:pPr>
+        <w:rPr>
+          <w:rFonts w:ascii="Times New Roman" w:hAnsi="Times New Roman" w:cs="Times New Roman"/>
+        </w:rPr>
+      </w:pPr>
+      <w:r>
+        <w:rPr>
+          <w:rFonts w:ascii="Times New Roman" w:hAnsi="Times New Roman" w:cs="Times New Roman"/>
+        </w:rPr>
+        <w:t>| 6 | TC-06 | Username &lt; 5 (4) | Gagal |</w:t>
+      </w:r>
+    </w:p>
+    <w:p>
+      <w:pPr>
+        <w:rPr>
+          <w:rFonts w:ascii="Times New Roman" w:hAnsi="Times New Roman" w:cs="Times New Roman"/>
+        </w:rPr>
+      </w:pPr>
+      <w:r>
+        <w:rPr>
+          <w:rFonts w:ascii="Times New Roman" w:hAnsi="Times New Roman" w:cs="Times New Roman"/>
+        </w:rPr>
+        <w:t>| 7 | TC-07 | Username diawali angka | Gagal - tidak boleh diawali angka |</w:t>
+      </w:r>
+    </w:p>
+    <w:p>
+      <w:pPr>
+        <w:rPr>
+          <w:rFonts w:ascii="Times New Roman" w:hAnsi="Times New Roman" w:cs="Times New Roman"/>
+        </w:rPr>
+      </w:pPr>
+      <w:r>
+        <w:rPr>
+          <w:rFonts w:ascii="Times New Roman" w:hAnsi="Times New Roman" w:cs="Times New Roman"/>
+        </w:rPr>
+        <w:t>| 8 | TC-08 | Username mengandung simbol | Gagal - hanya huruf &amp; angka |</w:t>
+      </w:r>
+    </w:p>
+    <w:p>
+      <w:pPr>
+        <w:rPr>
+          <w:rFonts w:ascii="Times New Roman" w:hAnsi="Times New Roman" w:cs="Times New Roman"/>
+        </w:rPr>
+      </w:pPr>
+      <w:r>
+        <w:rPr>
+          <w:rFonts w:ascii="Times New Roman" w:hAnsi="Times New Roman" w:cs="Times New Roman"/>
+        </w:rPr>
+        <w:t>| 9 | TC-09 | Email tanpa @ | Gagal - format email invalid |</w:t>
+      </w:r>
+    </w:p>
+    <w:p>
+      <w:pPr>
+        <w:rPr>
+          <w:rFonts w:ascii="Times New Roman" w:hAnsi="Times New Roman" w:cs="Times New Roman"/>
+        </w:rPr>
+      </w:pPr>
+      <w:r>
+        <w:rPr>
+          <w:rFonts w:ascii="Times New Roman" w:hAnsi="Times New Roman" w:cs="Times New Roman"/>
+        </w:rPr>
+        <w:t>| 10 | TC-10 | Email tanpa domain | Gagal - format email invalid |</w:t>
+      </w:r>
+    </w:p>
+    <w:p>
+      <w:pPr>
+        <w:rPr>
+          <w:rFonts w:ascii="Times New Roman" w:hAnsi="Times New Roman" w:cs="Times New Roman"/>
+        </w:rPr>
+      </w:pPr>
+      <w:r>
+        <w:rPr>
+          <w:rFonts w:ascii="Times New Roman" w:hAnsi="Times New Roman" w:cs="Times New Roman"/>
+        </w:rPr>
+        <w:t>| 11 | TC-11 | Password tanpa huruf besar | Gagal |</w:t>
+      </w:r>
+    </w:p>
+    <w:p>
+      <w:pPr>
+        <w:rPr>
+          <w:rFonts w:ascii="Times New Roman" w:hAnsi="Times New Roman" w:cs="Times New Roman"/>
+        </w:rPr>
+      </w:pPr>
+      <w:r>
+        <w:rPr>
+          <w:rFonts w:ascii="Times New Roman" w:hAnsi="Times New Roman" w:cs="Times New Roman"/>
+        </w:rPr>
+        <w:t>| 12 | TC-12 | Password tanpa angka | Gagal |</w:t>
+      </w:r>
+    </w:p>
+    <w:p>
+      <w:pPr>
+        <w:rPr>
+          <w:rFonts w:ascii="Times New Roman" w:hAnsi="Times New Roman" w:cs="Times New Roman"/>
+        </w:rPr>
+      </w:pPr>
+      <w:r>
+        <w:rPr>
+          <w:rFonts w:ascii="Times New Roman" w:hAnsi="Times New Roman" w:cs="Times New Roman"/>
+        </w:rPr>
+        <w:t>| 13 | TC-13 | Password &lt; 8 | Gagal |</w:t>
+      </w:r>
+    </w:p>
+    <w:p>
+      <w:pPr>
+        <w:rPr>
+          <w:rFonts w:ascii="Times New Roman" w:hAnsi="Times New Roman" w:cs="Times New Roman"/>
+        </w:rPr>
+      </w:pPr>
+      <w:r>
+        <w:rPr>
+          <w:rFonts w:ascii="Times New Roman" w:hAnsi="Times New Roman" w:cs="Times New Roman"/>
+        </w:rPr>
+        <w:t>| 14 | TC-14 | Umur 16 | Gagal - minimal 17 |</w:t>
+      </w:r>
+    </w:p>
+    <w:p>
+      <w:pPr>
+        <w:rPr>
+          <w:rFonts w:ascii="Times New Roman" w:hAnsi="Times New Roman" w:cs="Times New Roman"/>
+        </w:rPr>
+      </w:pPr>
+      <w:r>
+        <w:rPr>
+          <w:rFonts w:ascii="Times New Roman" w:hAnsi="Times New Roman" w:cs="Times New Roman"/>
+        </w:rPr>
+        <w:t>| 15 | TC-15 | Umur 17 | Berhasil |</w:t>
+      </w:r>
+    </w:p>
+    <w:p>
+      <w:pPr>
+        <w:rPr>
+          <w:rFonts w:ascii="Times New Roman" w:hAnsi="Times New Roman" w:cs="Times New Roman"/>
+        </w:rPr>
+      </w:pPr>
+      <w:r>
+        <w:rPr>
+          <w:rFonts w:ascii="Times New Roman" w:hAnsi="Times New Roman" w:cs="Times New Roman"/>
+        </w:rPr>
+        <w:t>| 16 | TC-16 | Umur 100 | Berhasil |</w:t>
+      </w:r>
+    </w:p>
+    <w:p>
+      <w:pPr>
+        <w:rPr>
+          <w:rFonts w:ascii="Times New Roman" w:hAnsi="Times New Roman" w:cs="Times New Roman"/>
+        </w:rPr>
+      </w:pPr>
+      <w:r>
+        <w:rPr>
+          <w:rFonts w:ascii="Times New Roman" w:hAnsi="Times New Roman" w:cs="Times New Roman"/>
+        </w:rPr>
+        <w:t>| 17 | TC-17 | Umur 101 | Gagal - maks 100 |</w:t>
+      </w:r>
+    </w:p>
+    <w:p>
+      <w:pPr>
+        <w:rPr>
+          <w:rFonts w:ascii="Times New Roman" w:hAnsi="Times New Roman" w:cs="Times New Roman"/>
+        </w:rPr>
+      </w:pPr>
+      <w:r>
+        <w:rPr>
+          <w:rFonts w:ascii="Times New Roman" w:hAnsi="Times New Roman" w:cs="Times New Roman"/>
+        </w:rPr>
+        <w:t>| 18 | TC-18 | Telp 9 digit | Gagal - minimal 10 |</w:t>
+      </w:r>
+    </w:p>
+    <w:p>
+      <w:pPr>
+        <w:rPr>
+          <w:rFonts w:ascii="Times New Roman" w:hAnsi="Times New Roman" w:cs="Times New Roman"/>
+        </w:rPr>
+      </w:pPr>
+      <w:r>
+        <w:rPr>
+          <w:rFonts w:ascii="Times New Roman" w:hAnsi="Times New Roman" w:cs="Times New Roman"/>
+        </w:rPr>
+        <w:t>| 19 | TC-19 | Telp 10 digit diawali 08 | Berhasil |</w:t>
+      </w:r>
+    </w:p>
+    <w:p>
+      <w:pPr>
+        <w:rPr>
+          <w:rFonts w:ascii="Times New Roman" w:hAnsi="Times New Roman" w:cs="Times New Roman"/>
+        </w:rPr>
+      </w:pPr>
+      <w:r>
+        <w:rPr>
+          <w:rFonts w:ascii="Times New Roman" w:hAnsi="Times New Roman" w:cs="Times New Roman"/>
+        </w:rPr>
+        <w:t>| 20 | TC-20 | Telp 13 digit diawali 08 | Berhasil |</w:t>
+      </w:r>
+    </w:p>
+    <w:p>
+      <w:pPr>
+        <w:rPr>
+          <w:rFonts w:ascii="Times New Roman" w:hAnsi="Times New Roman" w:cs="Times New Roman"/>
+        </w:rPr>
+      </w:pPr>
+      <w:r>
+        <w:rPr>
+          <w:rFonts w:ascii="Times New Roman" w:hAnsi="Times New Roman" w:cs="Times New Roman"/>
+        </w:rPr>
+        <w:t>| 21 | TC-21 | Telp 14 digit | Gagal - maks 13 |</w:t>
+      </w:r>
+    </w:p>
+    <w:p>
+      <w:pPr>
+        <w:rPr>
+          <w:rFonts w:ascii="Times New Roman" w:hAnsi="Times New Roman" w:cs="Times New Roman"/>
+        </w:rPr>
+      </w:pPr>
+      <w:r>
+        <w:rPr>
+          <w:rFonts w:ascii="Times New Roman" w:hAnsi="Times New Roman" w:cs="Times New Roman"/>
+        </w:rPr>
+        <w:t>| 22 | TC-22 | Telp tidak diawali 08 | Gagal |</w:t>
+      </w:r>
+    </w:p>
+    <w:p>
+      <w:pPr>
+        <w:rPr>
+          <w:rFonts w:ascii="Times New Roman" w:hAnsi="Times New Roman" w:cs="Times New Roman"/>
+        </w:rPr>
+      </w:pPr>
+    </w:p>
+    <w:p>
+      <w:pPr>
+        <w:rPr>
+          <w:rFonts w:ascii="Times New Roman" w:hAnsi="Times New Roman" w:cs="Times New Roman"/>
+          <w:b/>
+          <w:sz w:val="28"/>
+        </w:rPr>
+      </w:pPr>
+      <w:r>
+        <w:rPr>
+          <w:rFonts w:ascii="Times New Roman" w:hAnsi="Times New Roman" w:cs="Times New Roman"/>
+          <w:b/>
+          <w:sz w:val="28"/>
+        </w:rPr>
+        <w:t>BAGIAN D: API TESTING (15 POIN)</w:t>
+      </w:r>
+    </w:p>
+    <w:p>
+      <w:pPr>
+        <w:rPr>
+          <w:rFonts w:ascii="Times New Roman" w:hAnsi="Times New Roman" w:cs="Times New Roman"/>
+        </w:rPr>
+      </w:pPr>
+    </w:p>
+    <w:p>
+      <w:pPr>
+        <w:rPr>
+          <w:rFonts w:ascii="Times New Roman" w:hAnsi="Times New Roman" w:cs="Times New Roman"/>
+          <w:b/>
+          <w:sz w:val="26"/>
+        </w:rPr>
+      </w:pPr>
+      <w:r>
+        <w:rPr>
+          <w:rFonts w:ascii="Times New Roman" w:hAnsi="Times New Roman" w:cs="Times New Roman"/>
+          <w:b/>
+          <w:sz w:val="26"/>
+        </w:rPr>
+        <w:t>Soal 6</w:t>
+      </w:r>
+    </w:p>
+    <w:p>
+      <w:pPr>
+        <w:rPr>
+          <w:rFonts w:ascii="Times New Roman" w:hAnsi="Times New Roman" w:cs="Times New Roman"/>
+        </w:rPr>
+      </w:pPr>
+    </w:p>
+    <w:p>
+      <w:pPr>
+        <w:rPr>
+          <w:rFonts w:ascii="Times New Roman" w:hAnsi="Times New Roman" w:cs="Times New Roman"/>
+        </w:rPr>
+      </w:pPr>
+      <w:r>
+        <w:rPr>
+          <w:rFonts w:ascii="Times New Roman" w:hAnsi="Times New Roman" w:cs="Times New Roman"/>
+        </w:rPr>
+        <w:t>Spesifikasi POST /api/v1/products</w:t>
+      </w:r>
+    </w:p>
+    <w:p>
+      <w:pPr>
+        <w:rPr>
+          <w:rFonts w:ascii="Times New Roman" w:hAnsi="Times New Roman" w:cs="Times New Roman"/>
+        </w:rPr>
+      </w:pPr>
+      <w:r>
+        <w:rPr>
+          <w:rFonts w:ascii="Times New Roman" w:hAnsi="Times New Roman" w:cs="Times New Roman"/>
+        </w:rPr>
+        <w:t>- name: string (3-100), price: number (1000-10000000), stock: integer (0-1000), category: enum (electronics, clothing, food)</w:t>
+      </w:r>
+    </w:p>
+    <w:p>
+      <w:pPr>
+        <w:rPr>
+          <w:rFonts w:ascii="Times New Roman" w:hAnsi="Times New Roman" w:cs="Times New Roman"/>
+        </w:rPr>
+      </w:pPr>
+    </w:p>
+    <w:p>
+      <w:pPr>
+        <w:rPr>
+          <w:rFonts w:ascii="Times New Roman" w:hAnsi="Times New Roman" w:cs="Times New Roman"/>
+        </w:rPr>
+      </w:pPr>
+      <w:r>
+        <w:rPr>
+          <w:rFonts w:ascii="Times New Roman" w:hAnsi="Times New Roman" w:cs="Times New Roman"/>
+        </w:rPr>
+        <w:t>| No | Test Case | Request Body | Expected Status | Expected Response |</w:t>
+      </w:r>
+    </w:p>
+    <w:p>
+      <w:pPr>
+        <w:rPr>
+          <w:rFonts w:ascii="Times New Roman" w:hAnsi="Times New Roman" w:cs="Times New Roman"/>
+        </w:rPr>
+      </w:pPr>
+      <w:r>
+        <w:rPr>
+          <w:rFonts w:ascii="Times New Roman" w:hAnsi="Times New Roman" w:cs="Times New Roman"/>
+        </w:rPr>
+        <w:t>|---|---|---|---|---|</w:t>
+      </w:r>
+    </w:p>
+    <w:p>
+      <w:pPr>
+        <w:rPr>
+          <w:rFonts w:ascii="Times New Roman" w:hAnsi="Times New Roman" w:cs="Times New Roman"/>
+        </w:rPr>
+      </w:pPr>
+      <w:r>
+        <w:rPr>
+          <w:rFonts w:ascii="Times New Roman" w:hAnsi="Times New Roman" w:cs="Times New Roman"/>
+        </w:rPr>
+        <w:t>| 1 | Valid request | {"name":"Laptop","price":5000000,"stock":10,"category":"electronics"} | 201 Created | {"id":1,"name":"Laptop",...,"status":"created"} |</w:t>
+      </w:r>
+    </w:p>
+    <w:p>
+      <w:pPr>
+        <w:rPr>
+          <w:rFonts w:ascii="Times New Roman" w:hAnsi="Times New Roman" w:cs="Times New Roman"/>
+        </w:rPr>
+      </w:pPr>
+      <w:r>
+        <w:rPr>
+          <w:rFonts w:ascii="Times New Roman" w:hAnsi="Times New Roman" w:cs="Times New Roman"/>
+        </w:rPr>
+        <w:t>| 2 | Name &lt; 3 karakter | {"name":"Lp","price":5000000,"stock":10,"category":"electronics"} | 400 Bad Request | {"error":"name must be 3-100 chars"} |</w:t>
+      </w:r>
+    </w:p>
+    <w:p>
+      <w:pPr>
+        <w:rPr>
+          <w:rFonts w:ascii="Times New Roman" w:hAnsi="Times New Roman" w:cs="Times New Roman"/>
+        </w:rPr>
+      </w:pPr>
+      <w:r>
+        <w:rPr>
+          <w:rFonts w:ascii="Times New Roman" w:hAnsi="Times New Roman" w:cs="Times New Roman"/>
+        </w:rPr>
+        <w:t>| 3 | Price &lt; 1000 | {"name":"Mouse","price":500,"stock":10,"category":"electronics"} | 400 Bad Request | {"error":"price must be 1000-10000000"} |</w:t>
+      </w:r>
+    </w:p>
+    <w:p>
+      <w:pPr>
+        <w:rPr>
+          <w:rFonts w:ascii="Times New Roman" w:hAnsi="Times New Roman" w:cs="Times New Roman"/>
+        </w:rPr>
+      </w:pPr>
+      <w:r>
+        <w:rPr>
+          <w:rFonts w:ascii="Times New Roman" w:hAnsi="Times New Roman" w:cs="Times New Roman"/>
+        </w:rPr>
+        <w:t>| 4 | Stock &gt; 1000 | {"name":"Keyboard","price":500000,"stock":2000,"category":"electronics"} | 400 Bad Request | {"error":"stock must be 0-1000"} |</w:t>
+      </w:r>
+    </w:p>
+    <w:p>
+      <w:pPr>
+        <w:rPr>
+          <w:rFonts w:ascii="Times New Roman" w:hAnsi="Times New Roman" w:cs="Times New Roman"/>
+        </w:rPr>
+      </w:pPr>
+      <w:r>
+        <w:rPr>
+          <w:rFonts w:ascii="Times New Roman" w:hAnsi="Times New Roman" w:cs="Times New Roman"/>
+        </w:rPr>
+        <w:t>| 5 | Category invalid | {"name":"Item","price":500000,"stock":10,"category":"other"} | 400 Bad Request | {"error":"invalid category"} |</w:t>
+      </w:r>
+    </w:p>
+    <w:p>
+      <w:pPr>
+        <w:rPr>
+          <w:rFonts w:ascii="Times New Roman" w:hAnsi="Times New Roman" w:cs="Times New Roman"/>
+        </w:rPr>
+      </w:pPr>
+      <w:r>
+        <w:rPr>
+          <w:rFonts w:ascii="Times New Roman" w:hAnsi="Times New Roman" w:cs="Times New Roman"/>
+        </w:rPr>
+        <w:t>| 6 | Unauthorized (no token) | {"name":"Headset","price":300000,"stock":5,"category":"electronics"} | 401 Unauthorized | {"error":"unauthorized"} |</w:t>
+      </w:r>
+    </w:p>
+    <w:p>
+      <w:pPr>
+        <w:rPr>
+          <w:rFonts w:ascii="Times New Roman" w:hAnsi="Times New Roman" w:cs="Times New Roman"/>
+        </w:rPr>
+      </w:pPr>
+    </w:p>
+    <w:p>
+      <w:pPr>
+        <w:rPr>
+          <w:rFonts w:ascii="Times New Roman" w:hAnsi="Times New Roman" w:cs="Times New Roman"/>
+          <w:b/>
+          <w:sz w:val="28"/>
+        </w:rPr>
+      </w:pPr>
+      <w:r>
+        <w:rPr>
+          <w:rFonts w:ascii="Times New Roman" w:hAnsi="Times New Roman" w:cs="Times New Roman"/>
+          <w:b/>
+          <w:sz w:val="28"/>
+        </w:rPr>
+        <w:t>BAGIAN E: STUDI KASUS TERPADU (BONUS 10 POIN)</w:t>
+      </w:r>
+    </w:p>
+    <w:p>
+      <w:pPr>
+        <w:rPr>
+          <w:rFonts w:ascii="Times New Roman" w:hAnsi="Times New Roman" w:cs="Times New Roman"/>
+        </w:rPr>
+      </w:pPr>
+    </w:p>
+    <w:p>
+      <w:pPr>
+        <w:rPr>
+          <w:rFonts w:ascii="Times New Roman" w:hAnsi="Times New Roman" w:cs="Times New Roman"/>
+          <w:b/>
+          <w:sz w:val="26"/>
+        </w:rPr>
+      </w:pPr>
+      <w:r>
+        <w:rPr>
+          <w:rFonts w:ascii="Times New Roman" w:hAnsi="Times New Roman" w:cs="Times New Roman"/>
+          <w:b/>
+          <w:sz w:val="26"/>
+        </w:rPr>
+        <w:t>Soal 7</w:t>
+      </w:r>
+    </w:p>
+    <w:p>
+      <w:pPr>
+        <w:rPr>
+          <w:rFonts w:ascii="Times New Roman" w:hAnsi="Times New Roman" w:cs="Times New Roman"/>
+        </w:rPr>
+      </w:pPr>
+    </w:p>
+    <w:p>
+      <w:pPr>
+        <w:rPr>
+          <w:rFonts w:ascii="Times New Roman" w:hAnsi="Times New Roman" w:cs="Times New Roman"/>
+          <w:b/>
+        </w:rPr>
+      </w:pPr>
+      <w:r>
+        <w:rPr>
+          <w:rFonts w:ascii="Times New Roman" w:hAnsi="Times New Roman" w:cs="Times New Roman"/>
+          <w:b/>
+        </w:rPr>
+        <w:t>1. EP</w:t>
+      </w:r>
+    </w:p>
+    <w:p>
+      <w:pPr>
+        <w:rPr>
+          <w:rFonts w:ascii="Times New Roman" w:hAnsi="Times New Roman" w:cs="Times New Roman"/>
+        </w:rPr>
+      </w:pPr>
+      <w:r>
+        <w:rPr>
+          <w:rFonts w:ascii="Times New Roman" w:hAnsi="Times New Roman" w:cs="Times New Roman"/>
+        </w:rPr>
+        <w:t>- Nama (3-100): Valid 3-100; Invalid &lt;3, &gt;100, kosong</w:t>
+      </w:r>
+    </w:p>
+    <w:p>
+      <w:pPr>
+        <w:rPr>
+          <w:rFonts w:ascii="Times New Roman" w:hAnsi="Times New Roman" w:cs="Times New Roman"/>
+        </w:rPr>
+      </w:pPr>
+      <w:r>
+        <w:rPr>
+          <w:rFonts w:ascii="Times New Roman" w:hAnsi="Times New Roman" w:cs="Times New Roman"/>
+        </w:rPr>
+        <w:t>- Email: Valid format; Invalid format</w:t>
+      </w:r>
+    </w:p>
+    <w:p>
+      <w:pPr>
+        <w:rPr>
+          <w:rFonts w:ascii="Times New Roman" w:hAnsi="Times New Roman" w:cs="Times New Roman"/>
+        </w:rPr>
+      </w:pPr>
+      <w:r>
+        <w:rPr>
+          <w:rFonts w:ascii="Times New Roman" w:hAnsi="Times New Roman" w:cs="Times New Roman"/>
+        </w:rPr>
+        <w:t>- No. HP (10-13 digit, diawali 08): Valid range &amp; prefix; Invalid panjang, prefix, karakter</w:t>
+      </w:r>
+    </w:p>
+    <w:p>
+      <w:pPr>
+        <w:rPr>
+          <w:rFonts w:ascii="Times New Roman" w:hAnsi="Times New Roman" w:cs="Times New Roman"/>
+        </w:rPr>
+      </w:pPr>
+      <w:r>
+        <w:rPr>
+          <w:rFonts w:ascii="Times New Roman" w:hAnsi="Times New Roman" w:cs="Times New Roman"/>
+        </w:rPr>
+        <w:t>- Tanggal Lahir (YYYY-MM-DD, umur min 17 tahun): Valid format &amp; umur&gt;=17; Invalid format, umur&lt;17</w:t>
+      </w:r>
+    </w:p>
+    <w:p>
+      <w:pPr>
+        <w:rPr>
+          <w:rFonts w:ascii="Times New Roman" w:hAnsi="Times New Roman" w:cs="Times New Roman"/>
+        </w:rPr>
+      </w:pPr>
+      <w:r>
+        <w:rPr>
+          <w:rFonts w:ascii="Times New Roman" w:hAnsi="Times New Roman" w:cs="Times New Roman"/>
+        </w:rPr>
+        <w:t>- Password (min 8, huruf besar, kecil, angka, simbol): Valid; Invalid kurang syarat</w:t>
+      </w:r>
+    </w:p>
+    <w:p>
+      <w:pPr>
+        <w:rPr>
+          <w:rFonts w:ascii="Times New Roman" w:hAnsi="Times New Roman" w:cs="Times New Roman"/>
+        </w:rPr>
+      </w:pPr>
+      <w:r>
+        <w:rPr>
+          <w:rFonts w:ascii="Times New Roman" w:hAnsi="Times New Roman" w:cs="Times New Roman"/>
+        </w:rPr>
+        <w:t>- Konfirmasi Password (harus sama): Valid sama; Invalid beda/kosong</w:t>
+      </w:r>
+    </w:p>
+    <w:p>
+      <w:pPr>
+        <w:rPr>
+          <w:rFonts w:ascii="Times New Roman" w:hAnsi="Times New Roman" w:cs="Times New Roman"/>
+        </w:rPr>
+      </w:pPr>
+    </w:p>
+    <w:p>
+      <w:pPr>
+        <w:rPr>
+          <w:rFonts w:ascii="Times New Roman" w:hAnsi="Times New Roman" w:cs="Times New Roman"/>
+          <w:b/>
+        </w:rPr>
+      </w:pPr>
+      <w:r>
+        <w:rPr>
+          <w:rFonts w:ascii="Times New Roman" w:hAnsi="Times New Roman" w:cs="Times New Roman"/>
+          <w:b/>
+        </w:rPr>
+        <w:t>2. BVA untuk field dengan range</w:t>
+      </w:r>
+    </w:p>
+    <w:p>
+      <w:pPr>
+        <w:rPr>
+          <w:rFonts w:ascii="Times New Roman" w:hAnsi="Times New Roman" w:cs="Times New Roman"/>
+        </w:rPr>
+      </w:pPr>
+      <w:r>
+        <w:rPr>
+          <w:rFonts w:ascii="Times New Roman" w:hAnsi="Times New Roman" w:cs="Times New Roman"/>
+        </w:rPr>
+        <w:t>Nama 2,3,4,99,100,101. No.HP 9,10,11,12,13,14.</w:t>
+      </w:r>
+    </w:p>
+    <w:p>
+      <w:pPr>
+        <w:rPr>
+          <w:rFonts w:ascii="Times New Roman" w:hAnsi="Times New Roman" w:cs="Times New Roman"/>
+        </w:rPr>
+      </w:pPr>
+    </w:p>
+    <w:p>
+      <w:pPr>
+        <w:rPr>
+          <w:rFonts w:ascii="Times New Roman" w:hAnsi="Times New Roman" w:cs="Times New Roman"/>
+          <w:b/>
+        </w:rPr>
+      </w:pPr>
+      <w:r>
+        <w:rPr>
+          <w:rFonts w:ascii="Times New Roman" w:hAnsi="Times New Roman" w:cs="Times New Roman"/>
+          <w:b/>
+        </w:rPr>
+        <w:t>3. Test case lengkap (minimal 25)</w:t>
+      </w:r>
+    </w:p>
+    <w:p>
+      <w:pPr>
+        <w:rPr>
+          <w:rFonts w:ascii="Times New Roman" w:hAnsi="Times New Roman" w:cs="Times New Roman"/>
+        </w:rPr>
+      </w:pPr>
+      <w:r>
+        <w:rPr>
+          <w:rFonts w:ascii="Times New Roman" w:hAnsi="Times New Roman" w:cs="Times New Roman"/>
+        </w:rPr>
+        <w:t>Termasuk valid case, boundary cases untuk nama/HP, invalid email, umur &lt; 17, password tanpa simbol, konfirmasi tidak sama, format tanggal salah, dll.</w:t>
+      </w:r>
+    </w:p>
+    <w:p>
+      <w:pPr>
+        <w:rPr>
+          <w:rFonts w:ascii="Times New Roman" w:hAnsi="Times New Roman" w:cs="Times New Roman"/>
+        </w:rPr>
+      </w:pPr>
+    </w:p>
+    <w:p>
+      <w:pPr>
+        <w:rPr>
+          <w:rFonts w:ascii="Times New Roman" w:hAnsi="Times New Roman" w:cs="Times New Roman"/>
+        </w:rPr>
+      </w:pPr>
+      <w:r>
+        <w:rPr>
+          <w:rFonts w:ascii="Times New Roman" w:hAnsi="Times New Roman" w:cs="Times New Roman"/>
+        </w:rPr>
+        <w:t>Keterangan: Jawaban ini disusun sesuai materi Equivalence Partitioning &amp; BVA (black-box testing).</w:t>
+      </w:r>
+    </w:p>
+    <w:p>
+      <w:pPr>
+        <w:rPr>
+          <w:rFonts w:ascii="Times New Roman" w:hAnsi="Times New Roman" w:cs="Times New Roman"/>
+        </w:rPr>
+      </w:pPr>
+    </w:p>
+    <w:p>
+      <w:pPr>
+        <w:rPr>
+          <w:rFonts w:ascii="Times New Roman" w:hAnsi="Times New Roman" w:cs="Times New Roman"/>
+        </w:rPr>
+      </w:pPr>
+    </w:p>
     <w:sectPr>
       <w:pgSz w:w="11906" w:h="16838"/>
       <w:pgMar w:top="1440" w:right="1440" w:bottom="1440" w:left="1440" w:header="708" w:footer="708" w:gutter="0"/>
@@ -1223,7 +2891,7 @@
     <w:link w:val="Heading1Char"/>
     <w:uiPriority w:val="9"/>
     <w:qFormat/>
-    <w:rsid w:val="007906D5"/>
+    <w:rsid w:val="00C128C4"/>
     <w:pPr>
       <w:keepNext/>
       <w:keepLines/>
@@ -1246,7 +2914,7 @@
     <w:semiHidden/>
     <w:unhideWhenUsed/>
     <w:qFormat/>
-    <w:rsid w:val="007906D5"/>
+    <w:rsid w:val="00C128C4"/>
     <w:pPr>
       <w:keepNext/>
       <w:keepLines/>
@@ -1269,7 +2937,7 @@
     <w:semiHidden/>
     <w:unhideWhenUsed/>
     <w:qFormat/>
-    <w:rsid w:val="007906D5"/>
+    <w:rsid w:val="00C128C4"/>
     <w:pPr>
       <w:keepNext/>
       <w:keepLines/>
@@ -1316,7 +2984,7 @@
     <w:semiHidden/>
     <w:unhideWhenUsed/>
     <w:qFormat/>
-    <w:rsid w:val="007906D5"/>
+    <w:rsid w:val="00C128C4"/>
     <w:pPr>
       <w:keepNext/>
       <w:keepLines/>
@@ -1337,7 +3005,7 @@
     <w:semiHidden/>
     <w:unhideWhenUsed/>
     <w:qFormat/>
-    <w:rsid w:val="007906D5"/>
+    <w:rsid w:val="00C128C4"/>
     <w:pPr>
       <w:keepNext/>
       <w:keepLines/>
@@ -1360,7 +3028,7 @@
     <w:semiHidden/>
     <w:unhideWhenUsed/>
     <w:qFormat/>
-    <w:rsid w:val="007906D5"/>
+    <w:rsid w:val="00C128C4"/>
     <w:pPr>
       <w:keepNext/>
       <w:keepLines/>
@@ -1381,7 +3049,7 @@
     <w:semiHidden/>
     <w:unhideWhenUsed/>
     <w:qFormat/>
-    <w:rsid w:val="007906D5"/>
+    <w:rsid w:val="00C128C4"/>
     <w:pPr>
       <w:keepNext/>
       <w:keepLines/>
@@ -1404,7 +3072,7 @@
     <w:semiHidden/>
     <w:unhideWhenUsed/>
     <w:qFormat/>
-    <w:rsid w:val="007906D5"/>
+    <w:rsid w:val="00C128C4"/>
     <w:pPr>
       <w:keepNext/>
       <w:keepLines/>
@@ -1462,7 +3130,7 @@
     <w:basedOn w:val="DefaultParagraphFont"/>
     <w:link w:val="Heading1"/>
     <w:uiPriority w:val="9"/>
-    <w:rsid w:val="007906D5"/>
+    <w:rsid w:val="00C128C4"/>
     <w:rPr>
       <w:rFonts w:asciiTheme="majorHAnsi" w:eastAsiaTheme="majorEastAsia" w:hAnsiTheme="majorHAnsi" w:cstheme="majorBidi"/>
       <w:color w:val="0F4761" w:themeColor="accent1" w:themeShade="BF"/>
@@ -1476,7 +3144,7 @@
     <w:link w:val="Heading2"/>
     <w:uiPriority w:val="9"/>
     <w:semiHidden/>
-    <w:rsid w:val="007906D5"/>
+    <w:rsid w:val="00C128C4"/>
     <w:rPr>
       <w:rFonts w:asciiTheme="majorHAnsi" w:eastAsiaTheme="majorEastAsia" w:hAnsiTheme="majorHAnsi" w:cstheme="majorBidi"/>
       <w:color w:val="0F4761" w:themeColor="accent1" w:themeShade="BF"/>
@@ -1490,7 +3158,7 @@
     <w:link w:val="Heading3"/>
     <w:uiPriority w:val="9"/>
     <w:semiHidden/>
-    <w:rsid w:val="007906D5"/>
+    <w:rsid w:val="00C128C4"/>
     <w:rPr>
       <w:rFonts w:eastAsiaTheme="majorEastAsia" w:cstheme="majorBidi"/>
       <w:color w:val="0F4761" w:themeColor="accent1" w:themeShade="BF"/>
@@ -1504,7 +3172,7 @@
     <w:link w:val="Heading5"/>
     <w:uiPriority w:val="9"/>
     <w:semiHidden/>
-    <w:rsid w:val="007906D5"/>
+    <w:rsid w:val="00C128C4"/>
     <w:rPr>
       <w:rFonts w:eastAsiaTheme="majorEastAsia" w:cstheme="majorBidi"/>
       <w:color w:val="0F4761" w:themeColor="accent1" w:themeShade="BF"/>
@@ -1516,7 +3184,7 @@
     <w:link w:val="Heading6"/>
     <w:uiPriority w:val="9"/>
     <w:semiHidden/>
-    <w:rsid w:val="007906D5"/>
+    <w:rsid w:val="00C128C4"/>
     <w:rPr>
       <w:rFonts w:eastAsiaTheme="majorEastAsia" w:cstheme="majorBidi"/>
       <w:i/>
@@ -1530,7 +3198,7 @@
     <w:link w:val="Heading7"/>
     <w:uiPriority w:val="9"/>
     <w:semiHidden/>
-    <w:rsid w:val="007906D5"/>
+    <w:rsid w:val="00C128C4"/>
     <w:rPr>
       <w:rFonts w:eastAsiaTheme="majorEastAsia" w:cstheme="majorBidi"/>
       <w:color w:val="595959" w:themeColor="text1" w:themeTint="A6"/>
@@ -1542,7 +3210,7 @@
     <w:link w:val="Heading8"/>
     <w:uiPriority w:val="9"/>
     <w:semiHidden/>
-    <w:rsid w:val="007906D5"/>
+    <w:rsid w:val="00C128C4"/>
     <w:rPr>
       <w:rFonts w:eastAsiaTheme="majorEastAsia" w:cstheme="majorBidi"/>
       <w:i/>
@@ -1556,7 +3224,7 @@
     <w:link w:val="Heading9"/>
     <w:uiPriority w:val="9"/>
     <w:semiHidden/>
-    <w:rsid w:val="007906D5"/>
+    <w:rsid w:val="00C128C4"/>
     <w:rPr>
       <w:rFonts w:eastAsiaTheme="majorEastAsia" w:cstheme="majorBidi"/>
       <w:color w:val="272727" w:themeColor="text1" w:themeTint="D8"/>
@@ -1569,7 +3237,7 @@
     <w:link w:val="TitleChar"/>
     <w:uiPriority w:val="10"/>
     <w:qFormat/>
-    <w:rsid w:val="007906D5"/>
+    <w:rsid w:val="00C128C4"/>
     <w:pPr>
       <w:spacing w:after="80" w:line="240" w:lineRule="auto"/>
       <w:contextualSpacing/>
@@ -1587,7 +3255,7 @@
     <w:basedOn w:val="DefaultParagraphFont"/>
     <w:link w:val="Title"/>
     <w:uiPriority w:val="10"/>
-    <w:rsid w:val="007906D5"/>
+    <w:rsid w:val="00C128C4"/>
     <w:rPr>
       <w:rFonts w:asciiTheme="majorHAnsi" w:eastAsiaTheme="majorEastAsia" w:hAnsiTheme="majorHAnsi" w:cstheme="majorBidi"/>
       <w:spacing w:val="-10"/>
@@ -1603,7 +3271,7 @@
     <w:link w:val="SubtitleChar"/>
     <w:uiPriority w:val="11"/>
     <w:qFormat/>
-    <w:rsid w:val="007906D5"/>
+    <w:rsid w:val="00C128C4"/>
     <w:pPr>
       <w:numPr>
         <w:ilvl w:val="1"/>
@@ -1622,7 +3290,7 @@
     <w:basedOn w:val="DefaultParagraphFont"/>
     <w:link w:val="Subtitle"/>
     <w:uiPriority w:val="11"/>
-    <w:rsid w:val="007906D5"/>
+    <w:rsid w:val="00C128C4"/>
     <w:rPr>
       <w:rFonts w:eastAsiaTheme="majorEastAsia" w:cstheme="majorBidi"/>
       <w:color w:val="595959" w:themeColor="text1" w:themeTint="A6"/>
@@ -1638,7 +3306,7 @@
     <w:link w:val="QuoteChar"/>
     <w:uiPriority w:val="29"/>
     <w:qFormat/>
-    <w:rsid w:val="007906D5"/>
+    <w:rsid w:val="00C128C4"/>
     <w:pPr>
       <w:spacing w:before="160"/>
       <w:jc w:val="center"/>
@@ -1654,7 +3322,7 @@
     <w:basedOn w:val="DefaultParagraphFont"/>
     <w:link w:val="Quote"/>
     <w:uiPriority w:val="29"/>
-    <w:rsid w:val="007906D5"/>
+    <w:rsid w:val="00C128C4"/>
     <w:rPr>
       <w:i/>
       <w:iCs/>
@@ -1666,7 +3334,7 @@
     <w:basedOn w:val="Normal"/>
     <w:uiPriority w:val="34"/>
     <w:qFormat/>
-    <w:rsid w:val="007906D5"/>
+    <w:rsid w:val="00C128C4"/>
     <w:pPr>
       <w:ind w:left="720"/>
       <w:contextualSpacing/>
@@ -1677,7 +3345,7 @@
     <w:basedOn w:val="DefaultParagraphFont"/>
     <w:uiPriority w:val="21"/>
     <w:qFormat/>
-    <w:rsid w:val="007906D5"/>
+    <w:rsid w:val="00C128C4"/>
     <w:rPr>
       <w:i/>
       <w:iCs/>
@@ -1691,7 +3359,7 @@
     <w:link w:val="IntenseQuoteChar"/>
     <w:uiPriority w:val="30"/>
     <w:qFormat/>
-    <w:rsid w:val="007906D5"/>
+    <w:rsid w:val="00C128C4"/>
     <w:pPr>
       <w:pBdr>
         <w:top w:val="single" w:sz="4" w:space="10" w:color="0F4761" w:themeColor="accent1" w:themeShade="BF"/>
@@ -1712,7 +3380,7 @@
     <w:basedOn w:val="DefaultParagraphFont"/>
     <w:link w:val="IntenseQuote"/>
     <w:uiPriority w:val="30"/>
-    <w:rsid w:val="007906D5"/>
+    <w:rsid w:val="00C128C4"/>
     <w:rPr>
       <w:i/>
       <w:iCs/>
@@ -1724,7 +3392,7 @@
     <w:basedOn w:val="DefaultParagraphFont"/>
     <w:uiPriority w:val="32"/>
     <w:qFormat/>
-    <w:rsid w:val="007906D5"/>
+    <w:rsid w:val="00C128C4"/>
     <w:rPr>
       <w:b/>
       <w:bCs/>
